--- a/JARVIS_Documentation.docx
+++ b/JARVIS_Documentation.docx
@@ -6587,6 +6587,2150 @@
     </w:p>
     <w:p>
       <w:pPr>
+        <w:jc w:val="both"/>
+        <w:spacing w:after="120" w:line="480" w:lineRule="auto"/>
+        <w:ind w:firstLine="720"/>
+      </w:pPr>
+      <w:r>
+        <w:rPr>
+          <w:rFonts w:ascii="Times New Roman" w:hAnsi="Times New Roman"/>
+          <w:b w:val="0"/>
+          <w:i w:val="0"/>
+          <w:sz w:val="24"/>
+        </w:rPr>
+        <w:t>The following table lists all Python packages used by JARVIS, their dependency tier, and the specific subsystem each serves.</w:t>
+      </w:r>
+    </w:p>
+    <w:tbl>
+      <w:tblPr>
+        <w:tblStyle w:val="TableGrid"/>
+        <w:tblW w:type="auto" w:w="0"/>
+        <w:tblLook w:firstColumn="1" w:firstRow="1" w:lastColumn="0" w:lastRow="0" w:noHBand="0" w:noVBand="1" w:val="04A0"/>
+      </w:tblPr>
+      <w:tblGrid>
+        <w:gridCol w:w="2197"/>
+        <w:gridCol w:w="2197"/>
+        <w:gridCol w:w="2197"/>
+        <w:gridCol w:w="2197"/>
+      </w:tblGrid>
+      <w:tr>
+        <w:tc>
+          <w:tcPr>
+            <w:tcW w:type="dxa" w:w="2197"/>
+            <w:shd w:val="clear" w:color="auto" w:fill="BDD7EE"/>
+          </w:tcPr>
+          <w:p>
+            <w:r>
+              <w:rPr>
+                <w:rFonts w:ascii="Times New Roman" w:hAnsi="Times New Roman"/>
+                <w:b/>
+                <w:sz w:val="20"/>
+              </w:rPr>
+              <w:t>Package</w:t>
+            </w:r>
+          </w:p>
+        </w:tc>
+        <w:tc>
+          <w:tcPr>
+            <w:tcW w:type="dxa" w:w="2197"/>
+            <w:shd w:val="clear" w:color="auto" w:fill="BDD7EE"/>
+          </w:tcPr>
+          <w:p>
+            <w:r>
+              <w:rPr>
+                <w:rFonts w:ascii="Times New Roman" w:hAnsi="Times New Roman"/>
+                <w:b/>
+                <w:sz w:val="20"/>
+              </w:rPr>
+              <w:t>Tier</w:t>
+            </w:r>
+          </w:p>
+        </w:tc>
+        <w:tc>
+          <w:tcPr>
+            <w:tcW w:type="dxa" w:w="2197"/>
+            <w:shd w:val="clear" w:color="auto" w:fill="BDD7EE"/>
+          </w:tcPr>
+          <w:p>
+            <w:r>
+              <w:rPr>
+                <w:rFonts w:ascii="Times New Roman" w:hAnsi="Times New Roman"/>
+                <w:b/>
+                <w:sz w:val="20"/>
+              </w:rPr>
+              <w:t>Used By</w:t>
+            </w:r>
+          </w:p>
+        </w:tc>
+        <w:tc>
+          <w:tcPr>
+            <w:tcW w:type="dxa" w:w="2197"/>
+            <w:shd w:val="clear" w:color="auto" w:fill="BDD7EE"/>
+          </w:tcPr>
+          <w:p>
+            <w:r>
+              <w:rPr>
+                <w:rFonts w:ascii="Times New Roman" w:hAnsi="Times New Roman"/>
+                <w:b/>
+                <w:sz w:val="20"/>
+              </w:rPr>
+              <w:t>Purpose</w:t>
+            </w:r>
+          </w:p>
+        </w:tc>
+      </w:tr>
+      <w:tr>
+        <w:tc>
+          <w:tcPr>
+            <w:tcW w:type="dxa" w:w="2197"/>
+            <w:shd w:val="clear" w:color="auto" w:fill="F2F2F2"/>
+          </w:tcPr>
+          <w:p>
+            <w:r>
+              <w:rPr>
+                <w:rFonts w:ascii="Times New Roman" w:hAnsi="Times New Roman"/>
+                <w:sz w:val="18"/>
+              </w:rPr>
+              <w:t>numpy</w:t>
+            </w:r>
+          </w:p>
+        </w:tc>
+        <w:tc>
+          <w:tcPr>
+            <w:tcW w:type="dxa" w:w="2197"/>
+            <w:shd w:val="clear" w:color="auto" w:fill="F2F2F2"/>
+          </w:tcPr>
+          <w:p>
+            <w:r>
+              <w:rPr>
+                <w:rFonts w:ascii="Times New Roman" w:hAnsi="Times New Roman"/>
+                <w:sz w:val="18"/>
+              </w:rPr>
+              <w:t>Core</w:t>
+            </w:r>
+          </w:p>
+        </w:tc>
+        <w:tc>
+          <w:tcPr>
+            <w:tcW w:type="dxa" w:w="2197"/>
+            <w:shd w:val="clear" w:color="auto" w:fill="F2F2F2"/>
+          </w:tcPr>
+          <w:p>
+            <w:r>
+              <w:rPr>
+                <w:rFonts w:ascii="Times New Roman" w:hAnsi="Times New Roman"/>
+                <w:sz w:val="18"/>
+              </w:rPr>
+              <w:t>Audio pipeline</w:t>
+            </w:r>
+          </w:p>
+        </w:tc>
+        <w:tc>
+          <w:tcPr>
+            <w:tcW w:type="dxa" w:w="2197"/>
+            <w:shd w:val="clear" w:color="auto" w:fill="F2F2F2"/>
+          </w:tcPr>
+          <w:p>
+            <w:r>
+              <w:rPr>
+                <w:rFonts w:ascii="Times New Roman" w:hAnsi="Times New Roman"/>
+                <w:sz w:val="18"/>
+              </w:rPr>
+              <w:t>Audio buffer math, RMS, FFT</w:t>
+            </w:r>
+          </w:p>
+        </w:tc>
+      </w:tr>
+      <w:tr>
+        <w:tc>
+          <w:tcPr>
+            <w:tcW w:type="dxa" w:w="2197"/>
+          </w:tcPr>
+          <w:p>
+            <w:r>
+              <w:rPr>
+                <w:rFonts w:ascii="Times New Roman" w:hAnsi="Times New Roman"/>
+                <w:sz w:val="18"/>
+              </w:rPr>
+              <w:t>sounddevice</w:t>
+            </w:r>
+          </w:p>
+        </w:tc>
+        <w:tc>
+          <w:tcPr>
+            <w:tcW w:type="dxa" w:w="2197"/>
+          </w:tcPr>
+          <w:p>
+            <w:r>
+              <w:rPr>
+                <w:rFonts w:ascii="Times New Roman" w:hAnsi="Times New Roman"/>
+                <w:sz w:val="18"/>
+              </w:rPr>
+              <w:t>Core</w:t>
+            </w:r>
+          </w:p>
+        </w:tc>
+        <w:tc>
+          <w:tcPr>
+            <w:tcW w:type="dxa" w:w="2197"/>
+          </w:tcPr>
+          <w:p>
+            <w:r>
+              <w:rPr>
+                <w:rFonts w:ascii="Times New Roman" w:hAnsi="Times New Roman"/>
+                <w:sz w:val="18"/>
+              </w:rPr>
+              <w:t>mic, wake_word, tts</w:t>
+            </w:r>
+          </w:p>
+        </w:tc>
+        <w:tc>
+          <w:tcPr>
+            <w:tcW w:type="dxa" w:w="2197"/>
+          </w:tcPr>
+          <w:p>
+            <w:r>
+              <w:rPr>
+                <w:rFonts w:ascii="Times New Roman" w:hAnsi="Times New Roman"/>
+                <w:sz w:val="18"/>
+              </w:rPr>
+              <w:t>Microphone input + speaker output</w:t>
+            </w:r>
+          </w:p>
+        </w:tc>
+      </w:tr>
+      <w:tr>
+        <w:tc>
+          <w:tcPr>
+            <w:tcW w:type="dxa" w:w="2197"/>
+            <w:shd w:val="clear" w:color="auto" w:fill="F2F2F2"/>
+          </w:tcPr>
+          <w:p>
+            <w:r>
+              <w:rPr>
+                <w:rFonts w:ascii="Times New Roman" w:hAnsi="Times New Roman"/>
+                <w:sz w:val="18"/>
+              </w:rPr>
+              <w:t>faster-whisper</w:t>
+            </w:r>
+          </w:p>
+        </w:tc>
+        <w:tc>
+          <w:tcPr>
+            <w:tcW w:type="dxa" w:w="2197"/>
+            <w:shd w:val="clear" w:color="auto" w:fill="F2F2F2"/>
+          </w:tcPr>
+          <w:p>
+            <w:r>
+              <w:rPr>
+                <w:rFonts w:ascii="Times New Roman" w:hAnsi="Times New Roman"/>
+                <w:sz w:val="18"/>
+              </w:rPr>
+              <w:t>Core</w:t>
+            </w:r>
+          </w:p>
+        </w:tc>
+        <w:tc>
+          <w:tcPr>
+            <w:tcW w:type="dxa" w:w="2197"/>
+            <w:shd w:val="clear" w:color="auto" w:fill="F2F2F2"/>
+          </w:tcPr>
+          <w:p>
+            <w:r>
+              <w:rPr>
+                <w:rFonts w:ascii="Times New Roman" w:hAnsi="Times New Roman"/>
+                <w:sz w:val="18"/>
+              </w:rPr>
+              <w:t>stt, wake_word</w:t>
+            </w:r>
+          </w:p>
+        </w:tc>
+        <w:tc>
+          <w:tcPr>
+            <w:tcW w:type="dxa" w:w="2197"/>
+            <w:shd w:val="clear" w:color="auto" w:fill="F2F2F2"/>
+          </w:tcPr>
+          <w:p>
+            <w:r>
+              <w:rPr>
+                <w:rFonts w:ascii="Times New Roman" w:hAnsi="Times New Roman"/>
+                <w:sz w:val="18"/>
+              </w:rPr>
+              <w:t>Local speech-to-text (CTranslate2 backend)</w:t>
+            </w:r>
+          </w:p>
+        </w:tc>
+      </w:tr>
+      <w:tr>
+        <w:tc>
+          <w:tcPr>
+            <w:tcW w:type="dxa" w:w="2197"/>
+          </w:tcPr>
+          <w:p>
+            <w:r>
+              <w:rPr>
+                <w:rFonts w:ascii="Times New Roman" w:hAnsi="Times New Roman"/>
+                <w:sz w:val="18"/>
+              </w:rPr>
+              <w:t>openwakeword</w:t>
+            </w:r>
+          </w:p>
+        </w:tc>
+        <w:tc>
+          <w:tcPr>
+            <w:tcW w:type="dxa" w:w="2197"/>
+          </w:tcPr>
+          <w:p>
+            <w:r>
+              <w:rPr>
+                <w:rFonts w:ascii="Times New Roman" w:hAnsi="Times New Roman"/>
+                <w:sz w:val="18"/>
+              </w:rPr>
+              <w:t>Core</w:t>
+            </w:r>
+          </w:p>
+        </w:tc>
+        <w:tc>
+          <w:tcPr>
+            <w:tcW w:type="dxa" w:w="2197"/>
+          </w:tcPr>
+          <w:p>
+            <w:r>
+              <w:rPr>
+                <w:rFonts w:ascii="Times New Roman" w:hAnsi="Times New Roman"/>
+                <w:sz w:val="18"/>
+              </w:rPr>
+              <w:t>wake_word</w:t>
+            </w:r>
+          </w:p>
+        </w:tc>
+        <w:tc>
+          <w:tcPr>
+            <w:tcW w:type="dxa" w:w="2197"/>
+          </w:tcPr>
+          <w:p>
+            <w:r>
+              <w:rPr>
+                <w:rFonts w:ascii="Times New Roman" w:hAnsi="Times New Roman"/>
+                <w:sz w:val="18"/>
+              </w:rPr>
+              <w:t>English Jarvis detection (ONNX)</w:t>
+            </w:r>
+          </w:p>
+        </w:tc>
+      </w:tr>
+      <w:tr>
+        <w:tc>
+          <w:tcPr>
+            <w:tcW w:type="dxa" w:w="2197"/>
+            <w:shd w:val="clear" w:color="auto" w:fill="F2F2F2"/>
+          </w:tcPr>
+          <w:p>
+            <w:r>
+              <w:rPr>
+                <w:rFonts w:ascii="Times New Roman" w:hAnsi="Times New Roman"/>
+                <w:sz w:val="18"/>
+              </w:rPr>
+              <w:t>edge-tts</w:t>
+            </w:r>
+          </w:p>
+        </w:tc>
+        <w:tc>
+          <w:tcPr>
+            <w:tcW w:type="dxa" w:w="2197"/>
+            <w:shd w:val="clear" w:color="auto" w:fill="F2F2F2"/>
+          </w:tcPr>
+          <w:p>
+            <w:r>
+              <w:rPr>
+                <w:rFonts w:ascii="Times New Roman" w:hAnsi="Times New Roman"/>
+                <w:sz w:val="18"/>
+              </w:rPr>
+              <w:t>Core</w:t>
+            </w:r>
+          </w:p>
+        </w:tc>
+        <w:tc>
+          <w:tcPr>
+            <w:tcW w:type="dxa" w:w="2197"/>
+            <w:shd w:val="clear" w:color="auto" w:fill="F2F2F2"/>
+          </w:tcPr>
+          <w:p>
+            <w:r>
+              <w:rPr>
+                <w:rFonts w:ascii="Times New Roman" w:hAnsi="Times New Roman"/>
+                <w:sz w:val="18"/>
+              </w:rPr>
+              <w:t>tts</w:t>
+            </w:r>
+          </w:p>
+        </w:tc>
+        <w:tc>
+          <w:tcPr>
+            <w:tcW w:type="dxa" w:w="2197"/>
+            <w:shd w:val="clear" w:color="auto" w:fill="F2F2F2"/>
+          </w:tcPr>
+          <w:p>
+            <w:r>
+              <w:rPr>
+                <w:rFonts w:ascii="Times New Roman" w:hAnsi="Times New Roman"/>
+                <w:sz w:val="18"/>
+              </w:rPr>
+              <w:t>Microsoft Edge neural TTS (free)</w:t>
+            </w:r>
+          </w:p>
+        </w:tc>
+      </w:tr>
+      <w:tr>
+        <w:tc>
+          <w:tcPr>
+            <w:tcW w:type="dxa" w:w="2197"/>
+          </w:tcPr>
+          <w:p>
+            <w:r>
+              <w:rPr>
+                <w:rFonts w:ascii="Times New Roman" w:hAnsi="Times New Roman"/>
+                <w:sz w:val="18"/>
+              </w:rPr>
+              <w:t>psutil</w:t>
+            </w:r>
+          </w:p>
+        </w:tc>
+        <w:tc>
+          <w:tcPr>
+            <w:tcW w:type="dxa" w:w="2197"/>
+          </w:tcPr>
+          <w:p>
+            <w:r>
+              <w:rPr>
+                <w:rFonts w:ascii="Times New Roman" w:hAnsi="Times New Roman"/>
+                <w:sz w:val="18"/>
+              </w:rPr>
+              <w:t>Core</w:t>
+            </w:r>
+          </w:p>
+        </w:tc>
+        <w:tc>
+          <w:tcPr>
+            <w:tcW w:type="dxa" w:w="2197"/>
+          </w:tcPr>
+          <w:p>
+            <w:r>
+              <w:rPr>
+                <w:rFonts w:ascii="Times New Roman" w:hAnsi="Times New Roman"/>
+                <w:sz w:val="18"/>
+              </w:rPr>
+              <w:t>hardware_detect, sysinfo_ops</w:t>
+            </w:r>
+          </w:p>
+        </w:tc>
+        <w:tc>
+          <w:tcPr>
+            <w:tcW w:type="dxa" w:w="2197"/>
+          </w:tcPr>
+          <w:p>
+            <w:r>
+              <w:rPr>
+                <w:rFonts w:ascii="Times New Roman" w:hAnsi="Times New Roman"/>
+                <w:sz w:val="18"/>
+              </w:rPr>
+              <w:t>RAM/CPU/battery monitoring</w:t>
+            </w:r>
+          </w:p>
+        </w:tc>
+      </w:tr>
+      <w:tr>
+        <w:tc>
+          <w:tcPr>
+            <w:tcW w:type="dxa" w:w="2197"/>
+            <w:shd w:val="clear" w:color="auto" w:fill="F2F2F2"/>
+          </w:tcPr>
+          <w:p>
+            <w:r>
+              <w:rPr>
+                <w:rFonts w:ascii="Times New Roman" w:hAnsi="Times New Roman"/>
+                <w:sz w:val="18"/>
+              </w:rPr>
+              <w:t>httpx</w:t>
+            </w:r>
+          </w:p>
+        </w:tc>
+        <w:tc>
+          <w:tcPr>
+            <w:tcW w:type="dxa" w:w="2197"/>
+            <w:shd w:val="clear" w:color="auto" w:fill="F2F2F2"/>
+          </w:tcPr>
+          <w:p>
+            <w:r>
+              <w:rPr>
+                <w:rFonts w:ascii="Times New Roman" w:hAnsi="Times New Roman"/>
+                <w:sz w:val="18"/>
+              </w:rPr>
+              <w:t>Core</w:t>
+            </w:r>
+          </w:p>
+        </w:tc>
+        <w:tc>
+          <w:tcPr>
+            <w:tcW w:type="dxa" w:w="2197"/>
+            <w:shd w:val="clear" w:color="auto" w:fill="F2F2F2"/>
+          </w:tcPr>
+          <w:p>
+            <w:r>
+              <w:rPr>
+                <w:rFonts w:ascii="Times New Roman" w:hAnsi="Times New Roman"/>
+                <w:sz w:val="18"/>
+              </w:rPr>
+              <w:t>ollama_client, weather, ElevenLabs</w:t>
+            </w:r>
+          </w:p>
+        </w:tc>
+        <w:tc>
+          <w:tcPr>
+            <w:tcW w:type="dxa" w:w="2197"/>
+            <w:shd w:val="clear" w:color="auto" w:fill="F2F2F2"/>
+          </w:tcPr>
+          <w:p>
+            <w:r>
+              <w:rPr>
+                <w:rFonts w:ascii="Times New Roman" w:hAnsi="Times New Roman"/>
+                <w:sz w:val="18"/>
+              </w:rPr>
+              <w:t>HTTP for all external calls</w:t>
+            </w:r>
+          </w:p>
+        </w:tc>
+      </w:tr>
+      <w:tr>
+        <w:tc>
+          <w:tcPr>
+            <w:tcW w:type="dxa" w:w="2197"/>
+          </w:tcPr>
+          <w:p>
+            <w:r>
+              <w:rPr>
+                <w:rFonts w:ascii="Times New Roman" w:hAnsi="Times New Roman"/>
+                <w:sz w:val="18"/>
+              </w:rPr>
+              <w:t>rapidfuzz</w:t>
+            </w:r>
+          </w:p>
+        </w:tc>
+        <w:tc>
+          <w:tcPr>
+            <w:tcW w:type="dxa" w:w="2197"/>
+          </w:tcPr>
+          <w:p>
+            <w:r>
+              <w:rPr>
+                <w:rFonts w:ascii="Times New Roman" w:hAnsi="Times New Roman"/>
+                <w:sz w:val="18"/>
+              </w:rPr>
+              <w:t>Core</w:t>
+            </w:r>
+          </w:p>
+        </w:tc>
+        <w:tc>
+          <w:tcPr>
+            <w:tcW w:type="dxa" w:w="2197"/>
+          </w:tcPr>
+          <w:p>
+            <w:r>
+              <w:rPr>
+                <w:rFonts w:ascii="Times New Roman" w:hAnsi="Times New Roman"/>
+                <w:sz w:val="18"/>
+              </w:rPr>
+              <w:t>nlp/intent_classifier</w:t>
+            </w:r>
+          </w:p>
+        </w:tc>
+        <w:tc>
+          <w:tcPr>
+            <w:tcW w:type="dxa" w:w="2197"/>
+          </w:tcPr>
+          <w:p>
+            <w:r>
+              <w:rPr>
+                <w:rFonts w:ascii="Times New Roman" w:hAnsi="Times New Roman"/>
+                <w:sz w:val="18"/>
+              </w:rPr>
+              <w:t>Fuzzy string matching for noisy STT</w:t>
+            </w:r>
+          </w:p>
+        </w:tc>
+      </w:tr>
+      <w:tr>
+        <w:tc>
+          <w:tcPr>
+            <w:tcW w:type="dxa" w:w="2197"/>
+            <w:shd w:val="clear" w:color="auto" w:fill="F2F2F2"/>
+          </w:tcPr>
+          <w:p>
+            <w:r>
+              <w:rPr>
+                <w:rFonts w:ascii="Times New Roman" w:hAnsi="Times New Roman"/>
+                <w:sz w:val="18"/>
+              </w:rPr>
+              <w:t>python-dotenv</w:t>
+            </w:r>
+          </w:p>
+        </w:tc>
+        <w:tc>
+          <w:tcPr>
+            <w:tcW w:type="dxa" w:w="2197"/>
+            <w:shd w:val="clear" w:color="auto" w:fill="F2F2F2"/>
+          </w:tcPr>
+          <w:p>
+            <w:r>
+              <w:rPr>
+                <w:rFonts w:ascii="Times New Roman" w:hAnsi="Times New Roman"/>
+                <w:sz w:val="18"/>
+              </w:rPr>
+              <w:t>Core</w:t>
+            </w:r>
+          </w:p>
+        </w:tc>
+        <w:tc>
+          <w:tcPr>
+            <w:tcW w:type="dxa" w:w="2197"/>
+            <w:shd w:val="clear" w:color="auto" w:fill="F2F2F2"/>
+          </w:tcPr>
+          <w:p>
+            <w:r>
+              <w:rPr>
+                <w:rFonts w:ascii="Times New Roman" w:hAnsi="Times New Roman"/>
+                <w:sz w:val="18"/>
+              </w:rPr>
+              <w:t>core/config</w:t>
+            </w:r>
+          </w:p>
+        </w:tc>
+        <w:tc>
+          <w:tcPr>
+            <w:tcW w:type="dxa" w:w="2197"/>
+            <w:shd w:val="clear" w:color="auto" w:fill="F2F2F2"/>
+          </w:tcPr>
+          <w:p>
+            <w:r>
+              <w:rPr>
+                <w:rFonts w:ascii="Times New Roman" w:hAnsi="Times New Roman"/>
+                <w:sz w:val="18"/>
+              </w:rPr>
+              <w:t>Load .env at startup</w:t>
+            </w:r>
+          </w:p>
+        </w:tc>
+      </w:tr>
+      <w:tr>
+        <w:tc>
+          <w:tcPr>
+            <w:tcW w:type="dxa" w:w="2197"/>
+          </w:tcPr>
+          <w:p>
+            <w:r>
+              <w:rPr>
+                <w:rFonts w:ascii="Times New Roman" w:hAnsi="Times New Roman"/>
+                <w:sz w:val="18"/>
+              </w:rPr>
+              <w:t>pyperclip</w:t>
+            </w:r>
+          </w:p>
+        </w:tc>
+        <w:tc>
+          <w:tcPr>
+            <w:tcW w:type="dxa" w:w="2197"/>
+          </w:tcPr>
+          <w:p>
+            <w:r>
+              <w:rPr>
+                <w:rFonts w:ascii="Times New Roman" w:hAnsi="Times New Roman"/>
+                <w:sz w:val="18"/>
+              </w:rPr>
+              <w:t>Recommended</w:t>
+            </w:r>
+          </w:p>
+        </w:tc>
+        <w:tc>
+          <w:tcPr>
+            <w:tcW w:type="dxa" w:w="2197"/>
+          </w:tcPr>
+          <w:p>
+            <w:r>
+              <w:rPr>
+                <w:rFonts w:ascii="Times New Roman" w:hAnsi="Times New Roman"/>
+                <w:sz w:val="18"/>
+              </w:rPr>
+              <w:t>clipboard_ops</w:t>
+            </w:r>
+          </w:p>
+        </w:tc>
+        <w:tc>
+          <w:tcPr>
+            <w:tcW w:type="dxa" w:w="2197"/>
+          </w:tcPr>
+          <w:p>
+            <w:r>
+              <w:rPr>
+                <w:rFonts w:ascii="Times New Roman" w:hAnsi="Times New Roman"/>
+                <w:sz w:val="18"/>
+              </w:rPr>
+              <w:t>Cross-platform clipboard read/write</w:t>
+            </w:r>
+          </w:p>
+        </w:tc>
+      </w:tr>
+      <w:tr>
+        <w:tc>
+          <w:tcPr>
+            <w:tcW w:type="dxa" w:w="2197"/>
+            <w:shd w:val="clear" w:color="auto" w:fill="F2F2F2"/>
+          </w:tcPr>
+          <w:p>
+            <w:r>
+              <w:rPr>
+                <w:rFonts w:ascii="Times New Roman" w:hAnsi="Times New Roman"/>
+                <w:sz w:val="18"/>
+              </w:rPr>
+              <w:t>screen-brightness-control</w:t>
+            </w:r>
+          </w:p>
+        </w:tc>
+        <w:tc>
+          <w:tcPr>
+            <w:tcW w:type="dxa" w:w="2197"/>
+            <w:shd w:val="clear" w:color="auto" w:fill="F2F2F2"/>
+          </w:tcPr>
+          <w:p>
+            <w:r>
+              <w:rPr>
+                <w:rFonts w:ascii="Times New Roman" w:hAnsi="Times New Roman"/>
+                <w:sz w:val="18"/>
+              </w:rPr>
+              <w:t>Recommended</w:t>
+            </w:r>
+          </w:p>
+        </w:tc>
+        <w:tc>
+          <w:tcPr>
+            <w:tcW w:type="dxa" w:w="2197"/>
+            <w:shd w:val="clear" w:color="auto" w:fill="F2F2F2"/>
+          </w:tcPr>
+          <w:p>
+            <w:r>
+              <w:rPr>
+                <w:rFonts w:ascii="Times New Roman" w:hAnsi="Times New Roman"/>
+                <w:sz w:val="18"/>
+              </w:rPr>
+              <w:t>system_ops</w:t>
+            </w:r>
+          </w:p>
+        </w:tc>
+        <w:tc>
+          <w:tcPr>
+            <w:tcW w:type="dxa" w:w="2197"/>
+            <w:shd w:val="clear" w:color="auto" w:fill="F2F2F2"/>
+          </w:tcPr>
+          <w:p>
+            <w:r>
+              <w:rPr>
+                <w:rFonts w:ascii="Times New Roman" w:hAnsi="Times New Roman"/>
+                <w:sz w:val="18"/>
+              </w:rPr>
+              <w:t>DDC/CI brightness without admin</w:t>
+            </w:r>
+          </w:p>
+        </w:tc>
+      </w:tr>
+      <w:tr>
+        <w:tc>
+          <w:tcPr>
+            <w:tcW w:type="dxa" w:w="2197"/>
+          </w:tcPr>
+          <w:p>
+            <w:r>
+              <w:rPr>
+                <w:rFonts w:ascii="Times New Roman" w:hAnsi="Times New Roman"/>
+                <w:sz w:val="18"/>
+              </w:rPr>
+              <w:t>sentence-transformers</w:t>
+            </w:r>
+          </w:p>
+        </w:tc>
+        <w:tc>
+          <w:tcPr>
+            <w:tcW w:type="dxa" w:w="2197"/>
+          </w:tcPr>
+          <w:p>
+            <w:r>
+              <w:rPr>
+                <w:rFonts w:ascii="Times New Roman" w:hAnsi="Times New Roman"/>
+                <w:sz w:val="18"/>
+              </w:rPr>
+              <w:t>Recommended</w:t>
+            </w:r>
+          </w:p>
+        </w:tc>
+        <w:tc>
+          <w:tcPr>
+            <w:tcW w:type="dxa" w:w="2197"/>
+          </w:tcPr>
+          <w:p>
+            <w:r>
+              <w:rPr>
+                <w:rFonts w:ascii="Times New Roman" w:hAnsi="Times New Roman"/>
+                <w:sz w:val="18"/>
+              </w:rPr>
+              <w:t>semantic_router, knowledge_base</w:t>
+            </w:r>
+          </w:p>
+        </w:tc>
+        <w:tc>
+          <w:tcPr>
+            <w:tcW w:type="dxa" w:w="2197"/>
+          </w:tcPr>
+          <w:p>
+            <w:r>
+              <w:rPr>
+                <w:rFonts w:ascii="Times New Roman" w:hAnsi="Times New Roman"/>
+                <w:sz w:val="18"/>
+              </w:rPr>
+              <w:t>Multilingual embeddings (MiniLM)</w:t>
+            </w:r>
+          </w:p>
+        </w:tc>
+      </w:tr>
+      <w:tr>
+        <w:tc>
+          <w:tcPr>
+            <w:tcW w:type="dxa" w:w="2197"/>
+            <w:shd w:val="clear" w:color="auto" w:fill="F2F2F2"/>
+          </w:tcPr>
+          <w:p>
+            <w:r>
+              <w:rPr>
+                <w:rFonts w:ascii="Times New Roman" w:hAnsi="Times New Roman"/>
+                <w:sz w:val="18"/>
+              </w:rPr>
+              <w:t>duckduckgo-search</w:t>
+            </w:r>
+          </w:p>
+        </w:tc>
+        <w:tc>
+          <w:tcPr>
+            <w:tcW w:type="dxa" w:w="2197"/>
+            <w:shd w:val="clear" w:color="auto" w:fill="F2F2F2"/>
+          </w:tcPr>
+          <w:p>
+            <w:r>
+              <w:rPr>
+                <w:rFonts w:ascii="Times New Roman" w:hAnsi="Times New Roman"/>
+                <w:sz w:val="18"/>
+              </w:rPr>
+              <w:t>Recommended</w:t>
+            </w:r>
+          </w:p>
+        </w:tc>
+        <w:tc>
+          <w:tcPr>
+            <w:tcW w:type="dxa" w:w="2197"/>
+            <w:shd w:val="clear" w:color="auto" w:fill="F2F2F2"/>
+          </w:tcPr>
+          <w:p>
+            <w:r>
+              <w:rPr>
+                <w:rFonts w:ascii="Times New Roman" w:hAnsi="Times New Roman"/>
+                <w:sz w:val="18"/>
+              </w:rPr>
+              <w:t>tools/web_search</w:t>
+            </w:r>
+          </w:p>
+        </w:tc>
+        <w:tc>
+          <w:tcPr>
+            <w:tcW w:type="dxa" w:w="2197"/>
+            <w:shd w:val="clear" w:color="auto" w:fill="F2F2F2"/>
+          </w:tcPr>
+          <w:p>
+            <w:r>
+              <w:rPr>
+                <w:rFonts w:ascii="Times New Roman" w:hAnsi="Times New Roman"/>
+                <w:sz w:val="18"/>
+              </w:rPr>
+              <w:t>Free web search, no API key</w:t>
+            </w:r>
+          </w:p>
+        </w:tc>
+      </w:tr>
+      <w:tr>
+        <w:tc>
+          <w:tcPr>
+            <w:tcW w:type="dxa" w:w="2197"/>
+          </w:tcPr>
+          <w:p>
+            <w:r>
+              <w:rPr>
+                <w:rFonts w:ascii="Times New Roman" w:hAnsi="Times New Roman"/>
+                <w:sz w:val="18"/>
+              </w:rPr>
+              <w:t>pywin32</w:t>
+            </w:r>
+          </w:p>
+        </w:tc>
+        <w:tc>
+          <w:tcPr>
+            <w:tcW w:type="dxa" w:w="2197"/>
+          </w:tcPr>
+          <w:p>
+            <w:r>
+              <w:rPr>
+                <w:rFonts w:ascii="Times New Roman" w:hAnsi="Times New Roman"/>
+                <w:sz w:val="18"/>
+              </w:rPr>
+              <w:t>Optional</w:t>
+            </w:r>
+          </w:p>
+        </w:tc>
+        <w:tc>
+          <w:tcPr>
+            <w:tcW w:type="dxa" w:w="2197"/>
+          </w:tcPr>
+          <w:p>
+            <w:r>
+              <w:rPr>
+                <w:rFonts w:ascii="Times New Roman" w:hAnsi="Times New Roman"/>
+                <w:sz w:val="18"/>
+              </w:rPr>
+              <w:t>email_ops, calendar_ops, file_ops</w:t>
+            </w:r>
+          </w:p>
+        </w:tc>
+        <w:tc>
+          <w:tcPr>
+            <w:tcW w:type="dxa" w:w="2197"/>
+          </w:tcPr>
+          <w:p>
+            <w:r>
+              <w:rPr>
+                <w:rFonts w:ascii="Times New Roman" w:hAnsi="Times New Roman"/>
+                <w:sz w:val="18"/>
+              </w:rPr>
+              <w:t>Outlook COM + Windows Search Index</w:t>
+            </w:r>
+          </w:p>
+        </w:tc>
+      </w:tr>
+      <w:tr>
+        <w:tc>
+          <w:tcPr>
+            <w:tcW w:type="dxa" w:w="2197"/>
+            <w:shd w:val="clear" w:color="auto" w:fill="F2F2F2"/>
+          </w:tcPr>
+          <w:p>
+            <w:r>
+              <w:rPr>
+                <w:rFonts w:ascii="Times New Roman" w:hAnsi="Times New Roman"/>
+                <w:sz w:val="18"/>
+              </w:rPr>
+              <w:t>faiss-cpu</w:t>
+            </w:r>
+          </w:p>
+        </w:tc>
+        <w:tc>
+          <w:tcPr>
+            <w:tcW w:type="dxa" w:w="2197"/>
+            <w:shd w:val="clear" w:color="auto" w:fill="F2F2F2"/>
+          </w:tcPr>
+          <w:p>
+            <w:r>
+              <w:rPr>
+                <w:rFonts w:ascii="Times New Roman" w:hAnsi="Times New Roman"/>
+                <w:sz w:val="18"/>
+              </w:rPr>
+              <w:t>Optional</w:t>
+            </w:r>
+          </w:p>
+        </w:tc>
+        <w:tc>
+          <w:tcPr>
+            <w:tcW w:type="dxa" w:w="2197"/>
+            <w:shd w:val="clear" w:color="auto" w:fill="F2F2F2"/>
+          </w:tcPr>
+          <w:p>
+            <w:r>
+              <w:rPr>
+                <w:rFonts w:ascii="Times New Roman" w:hAnsi="Times New Roman"/>
+                <w:sz w:val="18"/>
+              </w:rPr>
+              <w:t>knowledge_base</w:t>
+            </w:r>
+          </w:p>
+        </w:tc>
+        <w:tc>
+          <w:tcPr>
+            <w:tcW w:type="dxa" w:w="2197"/>
+            <w:shd w:val="clear" w:color="auto" w:fill="F2F2F2"/>
+          </w:tcPr>
+          <w:p>
+            <w:r>
+              <w:rPr>
+                <w:rFonts w:ascii="Times New Roman" w:hAnsi="Times New Roman"/>
+                <w:sz w:val="18"/>
+              </w:rPr>
+              <w:t>Fast vector index for large KBs</w:t>
+            </w:r>
+          </w:p>
+        </w:tc>
+      </w:tr>
+    </w:tbl>
+    <w:p>
+      <w:pPr>
+        <w:jc w:val="center"/>
+      </w:pPr>
+      <w:r>
+        <w:rPr>
+          <w:rFonts w:ascii="Times New Roman" w:hAnsi="Times New Roman"/>
+          <w:b/>
+          <w:i/>
+          <w:sz w:val="20"/>
+        </w:rPr>
+        <w:t>Table 4.1 — Python Package Dependencies</w:t>
+      </w:r>
+    </w:p>
+    <w:p>
+      <w:pPr>
+        <w:jc w:val="both"/>
+        <w:spacing w:after="120" w:line="480" w:lineRule="auto"/>
+        <w:ind w:firstLine="720"/>
+      </w:pPr>
+      <w:r>
+        <w:rPr>
+          <w:rFonts w:ascii="Times New Roman" w:hAnsi="Times New Roman"/>
+          <w:b w:val="0"/>
+          <w:i w:val="0"/>
+          <w:sz w:val="24"/>
+        </w:rPr>
+        <w:t>Seven ML models are loaded into RAM during startup. The table below shows each model's storage size, memory footprint, role in the pipeline, and the module responsible for loading it.</w:t>
+      </w:r>
+    </w:p>
+    <w:tbl>
+      <w:tblPr>
+        <w:tblStyle w:val="TableGrid"/>
+        <w:tblW w:type="auto" w:w="0"/>
+        <w:tblLook w:firstColumn="1" w:firstRow="1" w:lastColumn="0" w:lastRow="0" w:noHBand="0" w:noVBand="1" w:val="04A0"/>
+      </w:tblPr>
+      <w:tblGrid>
+        <w:gridCol w:w="1758"/>
+        <w:gridCol w:w="1758"/>
+        <w:gridCol w:w="1758"/>
+        <w:gridCol w:w="1758"/>
+        <w:gridCol w:w="1758"/>
+      </w:tblGrid>
+      <w:tr>
+        <w:tc>
+          <w:tcPr>
+            <w:tcW w:type="dxa" w:w="1758"/>
+            <w:shd w:val="clear" w:color="auto" w:fill="BDD7EE"/>
+          </w:tcPr>
+          <w:p>
+            <w:r>
+              <w:rPr>
+                <w:rFonts w:ascii="Times New Roman" w:hAnsi="Times New Roman"/>
+                <w:b/>
+                <w:sz w:val="20"/>
+              </w:rPr>
+              <w:t>Model</w:t>
+            </w:r>
+          </w:p>
+        </w:tc>
+        <w:tc>
+          <w:tcPr>
+            <w:tcW w:type="dxa" w:w="1758"/>
+            <w:shd w:val="clear" w:color="auto" w:fill="BDD7EE"/>
+          </w:tcPr>
+          <w:p>
+            <w:r>
+              <w:rPr>
+                <w:rFonts w:ascii="Times New Roman" w:hAnsi="Times New Roman"/>
+                <w:b/>
+                <w:sz w:val="20"/>
+              </w:rPr>
+              <w:t>Disk Size</w:t>
+            </w:r>
+          </w:p>
+        </w:tc>
+        <w:tc>
+          <w:tcPr>
+            <w:tcW w:type="dxa" w:w="1758"/>
+            <w:shd w:val="clear" w:color="auto" w:fill="BDD7EE"/>
+          </w:tcPr>
+          <w:p>
+            <w:r>
+              <w:rPr>
+                <w:rFonts w:ascii="Times New Roman" w:hAnsi="Times New Roman"/>
+                <w:b/>
+                <w:sz w:val="20"/>
+              </w:rPr>
+              <w:t>RAM</w:t>
+            </w:r>
+          </w:p>
+        </w:tc>
+        <w:tc>
+          <w:tcPr>
+            <w:tcW w:type="dxa" w:w="1758"/>
+            <w:shd w:val="clear" w:color="auto" w:fill="BDD7EE"/>
+          </w:tcPr>
+          <w:p>
+            <w:r>
+              <w:rPr>
+                <w:rFonts w:ascii="Times New Roman" w:hAnsi="Times New Roman"/>
+                <w:b/>
+                <w:sz w:val="20"/>
+              </w:rPr>
+              <w:t>Role</w:t>
+            </w:r>
+          </w:p>
+        </w:tc>
+        <w:tc>
+          <w:tcPr>
+            <w:tcW w:type="dxa" w:w="1758"/>
+            <w:shd w:val="clear" w:color="auto" w:fill="BDD7EE"/>
+          </w:tcPr>
+          <w:p>
+            <w:r>
+              <w:rPr>
+                <w:rFonts w:ascii="Times New Roman" w:hAnsi="Times New Roman"/>
+                <w:b/>
+                <w:sz w:val="20"/>
+              </w:rPr>
+              <w:t>Loaded By</w:t>
+            </w:r>
+          </w:p>
+        </w:tc>
+      </w:tr>
+      <w:tr>
+        <w:tc>
+          <w:tcPr>
+            <w:tcW w:type="dxa" w:w="1758"/>
+            <w:shd w:val="clear" w:color="auto" w:fill="F2F2F2"/>
+          </w:tcPr>
+          <w:p>
+            <w:r>
+              <w:rPr>
+                <w:rFonts w:ascii="Times New Roman" w:hAnsi="Times New Roman"/>
+                <w:sz w:val="18"/>
+              </w:rPr>
+              <w:t>jarvis_v0.1.onnx</w:t>
+            </w:r>
+          </w:p>
+        </w:tc>
+        <w:tc>
+          <w:tcPr>
+            <w:tcW w:type="dxa" w:w="1758"/>
+            <w:shd w:val="clear" w:color="auto" w:fill="F2F2F2"/>
+          </w:tcPr>
+          <w:p>
+            <w:r>
+              <w:rPr>
+                <w:rFonts w:ascii="Times New Roman" w:hAnsi="Times New Roman"/>
+                <w:sz w:val="18"/>
+              </w:rPr>
+              <w:t>~5 MB</w:t>
+            </w:r>
+          </w:p>
+        </w:tc>
+        <w:tc>
+          <w:tcPr>
+            <w:tcW w:type="dxa" w:w="1758"/>
+            <w:shd w:val="clear" w:color="auto" w:fill="F2F2F2"/>
+          </w:tcPr>
+          <w:p>
+            <w:r>
+              <w:rPr>
+                <w:rFonts w:ascii="Times New Roman" w:hAnsi="Times New Roman"/>
+                <w:sz w:val="18"/>
+              </w:rPr>
+              <w:t>~30 MB</w:t>
+            </w:r>
+          </w:p>
+        </w:tc>
+        <w:tc>
+          <w:tcPr>
+            <w:tcW w:type="dxa" w:w="1758"/>
+            <w:shd w:val="clear" w:color="auto" w:fill="F2F2F2"/>
+          </w:tcPr>
+          <w:p>
+            <w:r>
+              <w:rPr>
+                <w:rFonts w:ascii="Times New Roman" w:hAnsi="Times New Roman"/>
+                <w:sz w:val="18"/>
+              </w:rPr>
+              <w:t>English wake word</w:t>
+            </w:r>
+          </w:p>
+        </w:tc>
+        <w:tc>
+          <w:tcPr>
+            <w:tcW w:type="dxa" w:w="1758"/>
+            <w:shd w:val="clear" w:color="auto" w:fill="F2F2F2"/>
+          </w:tcPr>
+          <w:p>
+            <w:r>
+              <w:rPr>
+                <w:rFonts w:ascii="Times New Roman" w:hAnsi="Times New Roman"/>
+                <w:sz w:val="18"/>
+              </w:rPr>
+              <w:t>audio/wake_word.py</w:t>
+            </w:r>
+          </w:p>
+        </w:tc>
+      </w:tr>
+      <w:tr>
+        <w:tc>
+          <w:tcPr>
+            <w:tcW w:type="dxa" w:w="1758"/>
+          </w:tcPr>
+          <w:p>
+            <w:r>
+              <w:rPr>
+                <w:rFonts w:ascii="Times New Roman" w:hAnsi="Times New Roman"/>
+                <w:sz w:val="18"/>
+              </w:rPr>
+              <w:t>melspectrogram.onnx</w:t>
+            </w:r>
+          </w:p>
+        </w:tc>
+        <w:tc>
+          <w:tcPr>
+            <w:tcW w:type="dxa" w:w="1758"/>
+          </w:tcPr>
+          <w:p>
+            <w:r>
+              <w:rPr>
+                <w:rFonts w:ascii="Times New Roman" w:hAnsi="Times New Roman"/>
+                <w:sz w:val="18"/>
+              </w:rPr>
+              <w:t>~1 MB</w:t>
+            </w:r>
+          </w:p>
+        </w:tc>
+        <w:tc>
+          <w:tcPr>
+            <w:tcW w:type="dxa" w:w="1758"/>
+          </w:tcPr>
+          <w:p>
+            <w:r>
+              <w:rPr>
+                <w:rFonts w:ascii="Times New Roman" w:hAnsi="Times New Roman"/>
+                <w:sz w:val="18"/>
+              </w:rPr>
+              <w:t>~10 MB</w:t>
+            </w:r>
+          </w:p>
+        </w:tc>
+        <w:tc>
+          <w:tcPr>
+            <w:tcW w:type="dxa" w:w="1758"/>
+          </w:tcPr>
+          <w:p>
+            <w:r>
+              <w:rPr>
+                <w:rFonts w:ascii="Times New Roman" w:hAnsi="Times New Roman"/>
+                <w:sz w:val="18"/>
+              </w:rPr>
+              <w:t>Wake-word feature extraction</w:t>
+            </w:r>
+          </w:p>
+        </w:tc>
+        <w:tc>
+          <w:tcPr>
+            <w:tcW w:type="dxa" w:w="1758"/>
+          </w:tcPr>
+          <w:p>
+            <w:r>
+              <w:rPr>
+                <w:rFonts w:ascii="Times New Roman" w:hAnsi="Times New Roman"/>
+                <w:sz w:val="18"/>
+              </w:rPr>
+              <w:t>audio/wake_word.py</w:t>
+            </w:r>
+          </w:p>
+        </w:tc>
+      </w:tr>
+      <w:tr>
+        <w:tc>
+          <w:tcPr>
+            <w:tcW w:type="dxa" w:w="1758"/>
+            <w:shd w:val="clear" w:color="auto" w:fill="F2F2F2"/>
+          </w:tcPr>
+          <w:p>
+            <w:r>
+              <w:rPr>
+                <w:rFonts w:ascii="Times New Roman" w:hAnsi="Times New Roman"/>
+                <w:sz w:val="18"/>
+              </w:rPr>
+              <w:t>embedding_model.onnx</w:t>
+            </w:r>
+          </w:p>
+        </w:tc>
+        <w:tc>
+          <w:tcPr>
+            <w:tcW w:type="dxa" w:w="1758"/>
+            <w:shd w:val="clear" w:color="auto" w:fill="F2F2F2"/>
+          </w:tcPr>
+          <w:p>
+            <w:r>
+              <w:rPr>
+                <w:rFonts w:ascii="Times New Roman" w:hAnsi="Times New Roman"/>
+                <w:sz w:val="18"/>
+              </w:rPr>
+              <w:t>~7 MB</w:t>
+            </w:r>
+          </w:p>
+        </w:tc>
+        <w:tc>
+          <w:tcPr>
+            <w:tcW w:type="dxa" w:w="1758"/>
+            <w:shd w:val="clear" w:color="auto" w:fill="F2F2F2"/>
+          </w:tcPr>
+          <w:p>
+            <w:r>
+              <w:rPr>
+                <w:rFonts w:ascii="Times New Roman" w:hAnsi="Times New Roman"/>
+                <w:sz w:val="18"/>
+              </w:rPr>
+              <w:t>~25 MB</w:t>
+            </w:r>
+          </w:p>
+        </w:tc>
+        <w:tc>
+          <w:tcPr>
+            <w:tcW w:type="dxa" w:w="1758"/>
+            <w:shd w:val="clear" w:color="auto" w:fill="F2F2F2"/>
+          </w:tcPr>
+          <w:p>
+            <w:r>
+              <w:rPr>
+                <w:rFonts w:ascii="Times New Roman" w:hAnsi="Times New Roman"/>
+                <w:sz w:val="18"/>
+              </w:rPr>
+              <w:t>Wake-word embedding</w:t>
+            </w:r>
+          </w:p>
+        </w:tc>
+        <w:tc>
+          <w:tcPr>
+            <w:tcW w:type="dxa" w:w="1758"/>
+            <w:shd w:val="clear" w:color="auto" w:fill="F2F2F2"/>
+          </w:tcPr>
+          <w:p>
+            <w:r>
+              <w:rPr>
+                <w:rFonts w:ascii="Times New Roman" w:hAnsi="Times New Roman"/>
+                <w:sz w:val="18"/>
+              </w:rPr>
+              <w:t>audio/wake_word.py</w:t>
+            </w:r>
+          </w:p>
+        </w:tc>
+      </w:tr>
+      <w:tr>
+        <w:tc>
+          <w:tcPr>
+            <w:tcW w:type="dxa" w:w="1758"/>
+          </w:tcPr>
+          <w:p>
+            <w:r>
+              <w:rPr>
+                <w:rFonts w:ascii="Times New Roman" w:hAnsi="Times New Roman"/>
+                <w:sz w:val="18"/>
+              </w:rPr>
+              <w:t>whisper-tiny</w:t>
+            </w:r>
+          </w:p>
+        </w:tc>
+        <w:tc>
+          <w:tcPr>
+            <w:tcW w:type="dxa" w:w="1758"/>
+          </w:tcPr>
+          <w:p>
+            <w:r>
+              <w:rPr>
+                <w:rFonts w:ascii="Times New Roman" w:hAnsi="Times New Roman"/>
+                <w:sz w:val="18"/>
+              </w:rPr>
+              <w:t>75 MB</w:t>
+            </w:r>
+          </w:p>
+        </w:tc>
+        <w:tc>
+          <w:tcPr>
+            <w:tcW w:type="dxa" w:w="1758"/>
+          </w:tcPr>
+          <w:p>
+            <w:r>
+              <w:rPr>
+                <w:rFonts w:ascii="Times New Roman" w:hAnsi="Times New Roman"/>
+                <w:sz w:val="18"/>
+              </w:rPr>
+              <w:t>~250 MB</w:t>
+            </w:r>
+          </w:p>
+        </w:tc>
+        <w:tc>
+          <w:tcPr>
+            <w:tcW w:type="dxa" w:w="1758"/>
+          </w:tcPr>
+          <w:p>
+            <w:r>
+              <w:rPr>
+                <w:rFonts w:ascii="Times New Roman" w:hAnsi="Times New Roman"/>
+                <w:sz w:val="18"/>
+              </w:rPr>
+              <w:t>Arabic wake-word phrase detection (1.5 s windows)</w:t>
+            </w:r>
+          </w:p>
+        </w:tc>
+        <w:tc>
+          <w:tcPr>
+            <w:tcW w:type="dxa" w:w="1758"/>
+          </w:tcPr>
+          <w:p>
+            <w:r>
+              <w:rPr>
+                <w:rFonts w:ascii="Times New Roman" w:hAnsi="Times New Roman"/>
+                <w:sz w:val="18"/>
+              </w:rPr>
+              <w:t>audio/wake_word.py</w:t>
+            </w:r>
+          </w:p>
+        </w:tc>
+      </w:tr>
+      <w:tr>
+        <w:tc>
+          <w:tcPr>
+            <w:tcW w:type="dxa" w:w="1758"/>
+            <w:shd w:val="clear" w:color="auto" w:fill="F2F2F2"/>
+          </w:tcPr>
+          <w:p>
+            <w:r>
+              <w:rPr>
+                <w:rFonts w:ascii="Times New Roman" w:hAnsi="Times New Roman"/>
+                <w:sz w:val="18"/>
+              </w:rPr>
+              <w:t>whisper-small</w:t>
+            </w:r>
+          </w:p>
+        </w:tc>
+        <w:tc>
+          <w:tcPr>
+            <w:tcW w:type="dxa" w:w="1758"/>
+            <w:shd w:val="clear" w:color="auto" w:fill="F2F2F2"/>
+          </w:tcPr>
+          <w:p>
+            <w:r>
+              <w:rPr>
+                <w:rFonts w:ascii="Times New Roman" w:hAnsi="Times New Roman"/>
+                <w:sz w:val="18"/>
+              </w:rPr>
+              <w:t>484 MB</w:t>
+            </w:r>
+          </w:p>
+        </w:tc>
+        <w:tc>
+          <w:tcPr>
+            <w:tcW w:type="dxa" w:w="1758"/>
+            <w:shd w:val="clear" w:color="auto" w:fill="F2F2F2"/>
+          </w:tcPr>
+          <w:p>
+            <w:r>
+              <w:rPr>
+                <w:rFonts w:ascii="Times New Roman" w:hAnsi="Times New Roman"/>
+                <w:sz w:val="18"/>
+              </w:rPr>
+              <w:t>~600 MB</w:t>
+            </w:r>
+          </w:p>
+        </w:tc>
+        <w:tc>
+          <w:tcPr>
+            <w:tcW w:type="dxa" w:w="1758"/>
+            <w:shd w:val="clear" w:color="auto" w:fill="F2F2F2"/>
+          </w:tcPr>
+          <w:p>
+            <w:r>
+              <w:rPr>
+                <w:rFonts w:ascii="Times New Roman" w:hAnsi="Times New Roman"/>
+                <w:sz w:val="18"/>
+              </w:rPr>
+              <w:t>Main STT (English + Arabic) + language detection</w:t>
+            </w:r>
+          </w:p>
+        </w:tc>
+        <w:tc>
+          <w:tcPr>
+            <w:tcW w:type="dxa" w:w="1758"/>
+            <w:shd w:val="clear" w:color="auto" w:fill="F2F2F2"/>
+          </w:tcPr>
+          <w:p>
+            <w:r>
+              <w:rPr>
+                <w:rFonts w:ascii="Times New Roman" w:hAnsi="Times New Roman"/>
+                <w:sz w:val="18"/>
+              </w:rPr>
+              <w:t>audio/stt.py</w:t>
+            </w:r>
+          </w:p>
+        </w:tc>
+      </w:tr>
+      <w:tr>
+        <w:tc>
+          <w:tcPr>
+            <w:tcW w:type="dxa" w:w="1758"/>
+          </w:tcPr>
+          <w:p>
+            <w:r>
+              <w:rPr>
+                <w:rFonts w:ascii="Times New Roman" w:hAnsi="Times New Roman"/>
+                <w:sz w:val="18"/>
+              </w:rPr>
+              <w:t>paraphrase-multilingual-MiniLM-L12-v2</w:t>
+            </w:r>
+          </w:p>
+        </w:tc>
+        <w:tc>
+          <w:tcPr>
+            <w:tcW w:type="dxa" w:w="1758"/>
+          </w:tcPr>
+          <w:p>
+            <w:r>
+              <w:rPr>
+                <w:rFonts w:ascii="Times New Roman" w:hAnsi="Times New Roman"/>
+                <w:sz w:val="18"/>
+              </w:rPr>
+              <w:t>~470 MB</w:t>
+            </w:r>
+          </w:p>
+        </w:tc>
+        <w:tc>
+          <w:tcPr>
+            <w:tcW w:type="dxa" w:w="1758"/>
+          </w:tcPr>
+          <w:p>
+            <w:r>
+              <w:rPr>
+                <w:rFonts w:ascii="Times New Roman" w:hAnsi="Times New Roman"/>
+                <w:sz w:val="18"/>
+              </w:rPr>
+              <w:t>~180 MB</w:t>
+            </w:r>
+          </w:p>
+        </w:tc>
+        <w:tc>
+          <w:tcPr>
+            <w:tcW w:type="dxa" w:w="1758"/>
+          </w:tcPr>
+          <w:p>
+            <w:r>
+              <w:rPr>
+                <w:rFonts w:ascii="Times New Roman" w:hAnsi="Times New Roman"/>
+                <w:sz w:val="18"/>
+              </w:rPr>
+              <w:t>Semantic intent classification (50+ languages)</w:t>
+            </w:r>
+          </w:p>
+        </w:tc>
+        <w:tc>
+          <w:tcPr>
+            <w:tcW w:type="dxa" w:w="1758"/>
+          </w:tcPr>
+          <w:p>
+            <w:r>
+              <w:rPr>
+                <w:rFonts w:ascii="Times New Roman" w:hAnsi="Times New Roman"/>
+                <w:sz w:val="18"/>
+              </w:rPr>
+              <w:t>nlp/semantic_router.py</w:t>
+            </w:r>
+          </w:p>
+        </w:tc>
+      </w:tr>
+      <w:tr>
+        <w:tc>
+          <w:tcPr>
+            <w:tcW w:type="dxa" w:w="1758"/>
+            <w:shd w:val="clear" w:color="auto" w:fill="F2F2F2"/>
+          </w:tcPr>
+          <w:p>
+            <w:r>
+              <w:rPr>
+                <w:rFonts w:ascii="Times New Roman" w:hAnsi="Times New Roman"/>
+                <w:sz w:val="18"/>
+              </w:rPr>
+              <w:t>all-MiniLM-L6-v2</w:t>
+            </w:r>
+          </w:p>
+        </w:tc>
+        <w:tc>
+          <w:tcPr>
+            <w:tcW w:type="dxa" w:w="1758"/>
+            <w:shd w:val="clear" w:color="auto" w:fill="F2F2F2"/>
+          </w:tcPr>
+          <w:p>
+            <w:r>
+              <w:rPr>
+                <w:rFonts w:ascii="Times New Roman" w:hAnsi="Times New Roman"/>
+                <w:sz w:val="18"/>
+              </w:rPr>
+              <w:t>~90 MB</w:t>
+            </w:r>
+          </w:p>
+        </w:tc>
+        <w:tc>
+          <w:tcPr>
+            <w:tcW w:type="dxa" w:w="1758"/>
+            <w:shd w:val="clear" w:color="auto" w:fill="F2F2F2"/>
+          </w:tcPr>
+          <w:p>
+            <w:r>
+              <w:rPr>
+                <w:rFonts w:ascii="Times New Roman" w:hAnsi="Times New Roman"/>
+                <w:sz w:val="18"/>
+              </w:rPr>
+              <w:t>~120 MB</w:t>
+            </w:r>
+          </w:p>
+        </w:tc>
+        <w:tc>
+          <w:tcPr>
+            <w:tcW w:type="dxa" w:w="1758"/>
+            <w:shd w:val="clear" w:color="auto" w:fill="F2F2F2"/>
+          </w:tcPr>
+          <w:p>
+            <w:r>
+              <w:rPr>
+                <w:rFonts w:ascii="Times New Roman" w:hAnsi="Times New Roman"/>
+                <w:sz w:val="18"/>
+              </w:rPr>
+              <w:t>Knowledge base embeddings</w:t>
+            </w:r>
+          </w:p>
+        </w:tc>
+        <w:tc>
+          <w:tcPr>
+            <w:tcW w:type="dxa" w:w="1758"/>
+            <w:shd w:val="clear" w:color="auto" w:fill="F2F2F2"/>
+          </w:tcPr>
+          <w:p>
+            <w:r>
+              <w:rPr>
+                <w:rFonts w:ascii="Times New Roman" w:hAnsi="Times New Roman"/>
+                <w:sz w:val="18"/>
+              </w:rPr>
+              <w:t>core/knowledge_base.py</w:t>
+            </w:r>
+          </w:p>
+        </w:tc>
+      </w:tr>
+      <w:tr>
+        <w:tc>
+          <w:tcPr>
+            <w:tcW w:type="dxa" w:w="1758"/>
+          </w:tcPr>
+          <w:p>
+            <w:r>
+              <w:rPr>
+                <w:rFonts w:ascii="Times New Roman" w:hAnsi="Times New Roman"/>
+                <w:sz w:val="18"/>
+              </w:rPr>
+              <w:t>qwen3:0.6b → qwen3:8b</w:t>
+            </w:r>
+          </w:p>
+        </w:tc>
+        <w:tc>
+          <w:tcPr>
+            <w:tcW w:type="dxa" w:w="1758"/>
+          </w:tcPr>
+          <w:p>
+            <w:r>
+              <w:rPr>
+                <w:rFonts w:ascii="Times New Roman" w:hAnsi="Times New Roman"/>
+                <w:sz w:val="18"/>
+              </w:rPr>
+              <w:t>0.5 – 5 GB</w:t>
+            </w:r>
+          </w:p>
+        </w:tc>
+        <w:tc>
+          <w:tcPr>
+            <w:tcW w:type="dxa" w:w="1758"/>
+          </w:tcPr>
+          <w:p>
+            <w:r>
+              <w:rPr>
+                <w:rFonts w:ascii="Times New Roman" w:hAnsi="Times New Roman"/>
+                <w:sz w:val="18"/>
+              </w:rPr>
+              <w:t>1 – 6 GB</w:t>
+            </w:r>
+          </w:p>
+        </w:tc>
+        <w:tc>
+          <w:tcPr>
+            <w:tcW w:type="dxa" w:w="1758"/>
+          </w:tcPr>
+          <w:p>
+            <w:r>
+              <w:rPr>
+                <w:rFonts w:ascii="Times New Roman" w:hAnsi="Times New Roman"/>
+                <w:sz w:val="18"/>
+              </w:rPr>
+              <w:t>LLM fallback (auto-selected by hardware)</w:t>
+            </w:r>
+          </w:p>
+        </w:tc>
+        <w:tc>
+          <w:tcPr>
+            <w:tcW w:type="dxa" w:w="1758"/>
+          </w:tcPr>
+          <w:p>
+            <w:r>
+              <w:rPr>
+                <w:rFonts w:ascii="Times New Roman" w:hAnsi="Times New Roman"/>
+                <w:sz w:val="18"/>
+              </w:rPr>
+              <w:t>Ollama (external)</w:t>
+            </w:r>
+          </w:p>
+        </w:tc>
+      </w:tr>
+    </w:tbl>
+    <w:p>
+      <w:pPr>
+        <w:jc w:val="center"/>
+      </w:pPr>
+      <w:r>
+        <w:rPr>
+          <w:rFonts w:ascii="Times New Roman" w:hAnsi="Times New Roman"/>
+          <w:b/>
+          <w:i/>
+          <w:sz w:val="20"/>
+        </w:rPr>
+        <w:t>Table 4.2 — ML Models Loaded at Runtime</w:t>
+      </w:r>
+    </w:p>
+    <w:p>
+      <w:pPr>
+        <w:jc w:val="both"/>
+        <w:spacing w:after="120" w:line="480" w:lineRule="auto"/>
+        <w:ind w:firstLine="720"/>
+      </w:pPr>
+      <w:r>
+        <w:rPr>
+          <w:rFonts w:ascii="Times New Roman" w:hAnsi="Times New Roman"/>
+          <w:b w:val="0"/>
+          <w:i w:val="0"/>
+          <w:sz w:val="24"/>
+        </w:rPr>
+        <w:t>JARVIS integrates several optional external services. Every service has a local fallback so the system continues working without internet access.</w:t>
+      </w:r>
+    </w:p>
+    <w:tbl>
+      <w:tblPr>
+        <w:tblStyle w:val="TableGrid"/>
+        <w:tblW w:type="auto" w:w="0"/>
+        <w:tblLook w:firstColumn="1" w:firstRow="1" w:lastColumn="0" w:lastRow="0" w:noHBand="0" w:noVBand="1" w:val="04A0"/>
+      </w:tblPr>
+      <w:tblGrid>
+        <w:gridCol w:w="2197"/>
+        <w:gridCol w:w="2197"/>
+        <w:gridCol w:w="2197"/>
+        <w:gridCol w:w="2197"/>
+      </w:tblGrid>
+      <w:tr>
+        <w:tc>
+          <w:tcPr>
+            <w:tcW w:type="dxa" w:w="2197"/>
+            <w:shd w:val="clear" w:color="auto" w:fill="BDD7EE"/>
+          </w:tcPr>
+          <w:p>
+            <w:r>
+              <w:rPr>
+                <w:rFonts w:ascii="Times New Roman" w:hAnsi="Times New Roman"/>
+                <w:b/>
+                <w:sz w:val="20"/>
+              </w:rPr>
+              <w:t>Service</w:t>
+            </w:r>
+          </w:p>
+        </w:tc>
+        <w:tc>
+          <w:tcPr>
+            <w:tcW w:type="dxa" w:w="2197"/>
+            <w:shd w:val="clear" w:color="auto" w:fill="BDD7EE"/>
+          </w:tcPr>
+          <w:p>
+            <w:r>
+              <w:rPr>
+                <w:rFonts w:ascii="Times New Roman" w:hAnsi="Times New Roman"/>
+                <w:b/>
+                <w:sz w:val="20"/>
+              </w:rPr>
+              <w:t>Used For</w:t>
+            </w:r>
+          </w:p>
+        </w:tc>
+        <w:tc>
+          <w:tcPr>
+            <w:tcW w:type="dxa" w:w="2197"/>
+            <w:shd w:val="clear" w:color="auto" w:fill="BDD7EE"/>
+          </w:tcPr>
+          <w:p>
+            <w:r>
+              <w:rPr>
+                <w:rFonts w:ascii="Times New Roman" w:hAnsi="Times New Roman"/>
+                <w:b/>
+                <w:sz w:val="20"/>
+              </w:rPr>
+              <w:t>Cost</w:t>
+            </w:r>
+          </w:p>
+        </w:tc>
+        <w:tc>
+          <w:tcPr>
+            <w:tcW w:type="dxa" w:w="2197"/>
+            <w:shd w:val="clear" w:color="auto" w:fill="BDD7EE"/>
+          </w:tcPr>
+          <w:p>
+            <w:r>
+              <w:rPr>
+                <w:rFonts w:ascii="Times New Roman" w:hAnsi="Times New Roman"/>
+                <w:b/>
+                <w:sz w:val="20"/>
+              </w:rPr>
+              <w:t>Fallback If Missing</w:t>
+            </w:r>
+          </w:p>
+        </w:tc>
+      </w:tr>
+      <w:tr>
+        <w:tc>
+          <w:tcPr>
+            <w:tcW w:type="dxa" w:w="2197"/>
+            <w:shd w:val="clear" w:color="auto" w:fill="F2F2F2"/>
+          </w:tcPr>
+          <w:p>
+            <w:r>
+              <w:rPr>
+                <w:rFonts w:ascii="Times New Roman" w:hAnsi="Times New Roman"/>
+                <w:sz w:val="18"/>
+              </w:rPr>
+              <w:t>ElevenLabs STT (scribe_v2)</w:t>
+            </w:r>
+          </w:p>
+        </w:tc>
+        <w:tc>
+          <w:tcPr>
+            <w:tcW w:type="dxa" w:w="2197"/>
+            <w:shd w:val="clear" w:color="auto" w:fill="F2F2F2"/>
+          </w:tcPr>
+          <w:p>
+            <w:r>
+              <w:rPr>
+                <w:rFonts w:ascii="Times New Roman" w:hAnsi="Times New Roman"/>
+                <w:sz w:val="18"/>
+              </w:rPr>
+              <w:t>Cloud-quality Arabic STT</w:t>
+            </w:r>
+          </w:p>
+        </w:tc>
+        <w:tc>
+          <w:tcPr>
+            <w:tcW w:type="dxa" w:w="2197"/>
+            <w:shd w:val="clear" w:color="auto" w:fill="F2F2F2"/>
+          </w:tcPr>
+          <w:p>
+            <w:r>
+              <w:rPr>
+                <w:rFonts w:ascii="Times New Roman" w:hAnsi="Times New Roman"/>
+                <w:sz w:val="18"/>
+              </w:rPr>
+              <w:t>Paid</w:t>
+            </w:r>
+          </w:p>
+        </w:tc>
+        <w:tc>
+          <w:tcPr>
+            <w:tcW w:type="dxa" w:w="2197"/>
+            <w:shd w:val="clear" w:color="auto" w:fill="F2F2F2"/>
+          </w:tcPr>
+          <w:p>
+            <w:r>
+              <w:rPr>
+                <w:rFonts w:ascii="Times New Roman" w:hAnsi="Times New Roman"/>
+                <w:sz w:val="18"/>
+              </w:rPr>
+              <w:t>Local Whisper-small</w:t>
+            </w:r>
+          </w:p>
+        </w:tc>
+      </w:tr>
+      <w:tr>
+        <w:tc>
+          <w:tcPr>
+            <w:tcW w:type="dxa" w:w="2197"/>
+          </w:tcPr>
+          <w:p>
+            <w:r>
+              <w:rPr>
+                <w:rFonts w:ascii="Times New Roman" w:hAnsi="Times New Roman"/>
+                <w:sz w:val="18"/>
+              </w:rPr>
+              <w:t>ElevenLabs TTS (multilingual v2)</w:t>
+            </w:r>
+          </w:p>
+        </w:tc>
+        <w:tc>
+          <w:tcPr>
+            <w:tcW w:type="dxa" w:w="2197"/>
+          </w:tcPr>
+          <w:p>
+            <w:r>
+              <w:rPr>
+                <w:rFonts w:ascii="Times New Roman" w:hAnsi="Times New Roman"/>
+                <w:sz w:val="18"/>
+              </w:rPr>
+              <w:t>Cloud-quality Arabic voice</w:t>
+            </w:r>
+          </w:p>
+        </w:tc>
+        <w:tc>
+          <w:tcPr>
+            <w:tcW w:type="dxa" w:w="2197"/>
+          </w:tcPr>
+          <w:p>
+            <w:r>
+              <w:rPr>
+                <w:rFonts w:ascii="Times New Roman" w:hAnsi="Times New Roman"/>
+                <w:sz w:val="18"/>
+              </w:rPr>
+              <w:t>Paid</w:t>
+            </w:r>
+          </w:p>
+        </w:tc>
+        <w:tc>
+          <w:tcPr>
+            <w:tcW w:type="dxa" w:w="2197"/>
+          </w:tcPr>
+          <w:p>
+            <w:r>
+              <w:rPr>
+                <w:rFonts w:ascii="Times New Roman" w:hAnsi="Times New Roman"/>
+                <w:sz w:val="18"/>
+              </w:rPr>
+              <w:t>edge-tts ar-EG-SalmaNeural</w:t>
+            </w:r>
+          </w:p>
+        </w:tc>
+      </w:tr>
+      <w:tr>
+        <w:tc>
+          <w:tcPr>
+            <w:tcW w:type="dxa" w:w="2197"/>
+            <w:shd w:val="clear" w:color="auto" w:fill="F2F2F2"/>
+          </w:tcPr>
+          <w:p>
+            <w:r>
+              <w:rPr>
+                <w:rFonts w:ascii="Times New Roman" w:hAnsi="Times New Roman"/>
+                <w:sz w:val="18"/>
+              </w:rPr>
+              <w:t>Open-Meteo</w:t>
+            </w:r>
+          </w:p>
+        </w:tc>
+        <w:tc>
+          <w:tcPr>
+            <w:tcW w:type="dxa" w:w="2197"/>
+            <w:shd w:val="clear" w:color="auto" w:fill="F2F2F2"/>
+          </w:tcPr>
+          <w:p>
+            <w:r>
+              <w:rPr>
+                <w:rFonts w:ascii="Times New Roman" w:hAnsi="Times New Roman"/>
+                <w:sz w:val="18"/>
+              </w:rPr>
+              <w:t>Live weather data</w:t>
+            </w:r>
+          </w:p>
+        </w:tc>
+        <w:tc>
+          <w:tcPr>
+            <w:tcW w:type="dxa" w:w="2197"/>
+            <w:shd w:val="clear" w:color="auto" w:fill="F2F2F2"/>
+          </w:tcPr>
+          <w:p>
+            <w:r>
+              <w:rPr>
+                <w:rFonts w:ascii="Times New Roman" w:hAnsi="Times New Roman"/>
+                <w:sz w:val="18"/>
+              </w:rPr>
+              <w:t>Free, no key</w:t>
+            </w:r>
+          </w:p>
+        </w:tc>
+        <w:tc>
+          <w:tcPr>
+            <w:tcW w:type="dxa" w:w="2197"/>
+            <w:shd w:val="clear" w:color="auto" w:fill="F2F2F2"/>
+          </w:tcPr>
+          <w:p>
+            <w:r>
+              <w:rPr>
+                <w:rFonts w:ascii="Times New Roman" w:hAnsi="Times New Roman"/>
+                <w:sz w:val="18"/>
+              </w:rPr>
+              <w:t>Generic clothing advice</w:t>
+            </w:r>
+          </w:p>
+        </w:tc>
+      </w:tr>
+      <w:tr>
+        <w:tc>
+          <w:tcPr>
+            <w:tcW w:type="dxa" w:w="2197"/>
+          </w:tcPr>
+          <w:p>
+            <w:r>
+              <w:rPr>
+                <w:rFonts w:ascii="Times New Roman" w:hAnsi="Times New Roman"/>
+                <w:sz w:val="18"/>
+              </w:rPr>
+              <w:t>DuckDuckGo HTML</w:t>
+            </w:r>
+          </w:p>
+        </w:tc>
+        <w:tc>
+          <w:tcPr>
+            <w:tcW w:type="dxa" w:w="2197"/>
+          </w:tcPr>
+          <w:p>
+            <w:r>
+              <w:rPr>
+                <w:rFonts w:ascii="Times New Roman" w:hAnsi="Times New Roman"/>
+                <w:sz w:val="18"/>
+              </w:rPr>
+              <w:t>Live web search</w:t>
+            </w:r>
+          </w:p>
+        </w:tc>
+        <w:tc>
+          <w:tcPr>
+            <w:tcW w:type="dxa" w:w="2197"/>
+          </w:tcPr>
+          <w:p>
+            <w:r>
+              <w:rPr>
+                <w:rFonts w:ascii="Times New Roman" w:hAnsi="Times New Roman"/>
+                <w:sz w:val="18"/>
+              </w:rPr>
+              <w:t>Free, no key</w:t>
+            </w:r>
+          </w:p>
+        </w:tc>
+        <w:tc>
+          <w:tcPr>
+            <w:tcW w:type="dxa" w:w="2197"/>
+          </w:tcPr>
+          <w:p>
+            <w:r>
+              <w:rPr>
+                <w:rFonts w:ascii="Times New Roman" w:hAnsi="Times New Roman"/>
+                <w:sz w:val="18"/>
+              </w:rPr>
+              <w:t>"No live data" message</w:t>
+            </w:r>
+          </w:p>
+        </w:tc>
+      </w:tr>
+      <w:tr>
+        <w:tc>
+          <w:tcPr>
+            <w:tcW w:type="dxa" w:w="2197"/>
+            <w:shd w:val="clear" w:color="auto" w:fill="F2F2F2"/>
+          </w:tcPr>
+          <w:p>
+            <w:r>
+              <w:rPr>
+                <w:rFonts w:ascii="Times New Roman" w:hAnsi="Times New Roman"/>
+                <w:sz w:val="18"/>
+              </w:rPr>
+              <w:t>Ollama (localhost:11434)</w:t>
+            </w:r>
+          </w:p>
+        </w:tc>
+        <w:tc>
+          <w:tcPr>
+            <w:tcW w:type="dxa" w:w="2197"/>
+            <w:shd w:val="clear" w:color="auto" w:fill="F2F2F2"/>
+          </w:tcPr>
+          <w:p>
+            <w:r>
+              <w:rPr>
+                <w:rFonts w:ascii="Times New Roman" w:hAnsi="Times New Roman"/>
+                <w:sz w:val="18"/>
+              </w:rPr>
+              <w:t>Local LLM serving</w:t>
+            </w:r>
+          </w:p>
+        </w:tc>
+        <w:tc>
+          <w:tcPr>
+            <w:tcW w:type="dxa" w:w="2197"/>
+            <w:shd w:val="clear" w:color="auto" w:fill="F2F2F2"/>
+          </w:tcPr>
+          <w:p>
+            <w:r>
+              <w:rPr>
+                <w:rFonts w:ascii="Times New Roman" w:hAnsi="Times New Roman"/>
+                <w:sz w:val="18"/>
+              </w:rPr>
+              <w:t>Free, local</w:t>
+            </w:r>
+          </w:p>
+        </w:tc>
+        <w:tc>
+          <w:tcPr>
+            <w:tcW w:type="dxa" w:w="2197"/>
+            <w:shd w:val="clear" w:color="auto" w:fill="F2F2F2"/>
+          </w:tcPr>
+          <w:p>
+            <w:r>
+              <w:rPr>
+                <w:rFonts w:ascii="Times New Roman" w:hAnsi="Times New Roman"/>
+                <w:sz w:val="18"/>
+              </w:rPr>
+              <w:t>Required — no fallback</w:t>
+            </w:r>
+          </w:p>
+        </w:tc>
+      </w:tr>
+    </w:tbl>
+    <w:p>
+      <w:pPr>
+        <w:jc w:val="center"/>
+      </w:pPr>
+      <w:r>
+        <w:rPr>
+          <w:rFonts w:ascii="Times New Roman" w:hAnsi="Times New Roman"/>
+          <w:b/>
+          <w:i/>
+          <w:sz w:val="20"/>
+        </w:rPr>
+        <w:t>Table 4.3 — External Services and Fallbacks</w:t>
+      </w:r>
+    </w:p>
+    <w:p>
+      <w:pPr>
         <w:pStyle w:val="Heading2"/>
       </w:pPr>
       <w:r>
@@ -7127,6 +9271,524 @@
     </w:p>
     <w:p>
       <w:pPr>
+        <w:jc w:val="both"/>
+        <w:spacing w:after="120" w:line="480" w:lineRule="auto"/>
+        <w:ind w:firstLine="720"/>
+      </w:pPr>
+      <w:r>
+        <w:rPr>
+          <w:rFonts w:ascii="Times New Roman" w:hAnsi="Times New Roman"/>
+          <w:b w:val="0"/>
+          <w:i w:val="0"/>
+          <w:sz w:val="24"/>
+        </w:rPr>
+        <w:t>Once the wake word fires, JARVIS begins streaming audio capture with concurrent STT. Audio chunks of 512 samples (32 ms at 16 kHz) are processed in real time through Silero VAD for speech detection, and partial transcripts are emitted while the user is still speaking, enabling early intent detection and parallel processing. An energy pre-filter skips Silero inference on pure silence to save CPU.</w:t>
+      </w:r>
+    </w:p>
+    <w:p>
+      <w:pPr>
+        <w:jc w:val="both"/>
+        <w:spacing w:after="120" w:line="480" w:lineRule="auto"/>
+        <w:ind w:firstLine="720"/>
+      </w:pPr>
+      <w:r>
+        <w:rPr>
+          <w:rFonts w:ascii="Times New Roman" w:hAnsi="Times New Roman"/>
+          <w:b w:val="0"/>
+          <w:i w:val="0"/>
+          <w:sz w:val="24"/>
+        </w:rPr>
+        <w:t>All VAD timing and sensitivity parameters can be tuned via environment variables without modifying source code.</w:t>
+      </w:r>
+    </w:p>
+    <w:tbl>
+      <w:tblPr>
+        <w:tblStyle w:val="TableGrid"/>
+        <w:tblW w:type="auto" w:w="0"/>
+        <w:tblLook w:firstColumn="1" w:firstRow="1" w:lastColumn="0" w:lastRow="0" w:noHBand="0" w:noVBand="1" w:val="04A0"/>
+      </w:tblPr>
+      <w:tblGrid>
+        <w:gridCol w:w="2929"/>
+        <w:gridCol w:w="2929"/>
+        <w:gridCol w:w="2929"/>
+      </w:tblGrid>
+      <w:tr>
+        <w:tc>
+          <w:tcPr>
+            <w:tcW w:type="dxa" w:w="2929"/>
+            <w:shd w:val="clear" w:color="auto" w:fill="BDD7EE"/>
+          </w:tcPr>
+          <w:p>
+            <w:r>
+              <w:rPr>
+                <w:rFonts w:ascii="Times New Roman" w:hAnsi="Times New Roman"/>
+                <w:b/>
+                <w:sz w:val="20"/>
+              </w:rPr>
+              <w:t>Environment Variable</w:t>
+            </w:r>
+          </w:p>
+        </w:tc>
+        <w:tc>
+          <w:tcPr>
+            <w:tcW w:type="dxa" w:w="2929"/>
+            <w:shd w:val="clear" w:color="auto" w:fill="BDD7EE"/>
+          </w:tcPr>
+          <w:p>
+            <w:r>
+              <w:rPr>
+                <w:rFonts w:ascii="Times New Roman" w:hAnsi="Times New Roman"/>
+                <w:b/>
+                <w:sz w:val="20"/>
+              </w:rPr>
+              <w:t>Default</w:t>
+            </w:r>
+          </w:p>
+        </w:tc>
+        <w:tc>
+          <w:tcPr>
+            <w:tcW w:type="dxa" w:w="2929"/>
+            <w:shd w:val="clear" w:color="auto" w:fill="BDD7EE"/>
+          </w:tcPr>
+          <w:p>
+            <w:r>
+              <w:rPr>
+                <w:rFonts w:ascii="Times New Roman" w:hAnsi="Times New Roman"/>
+                <w:b/>
+                <w:sz w:val="20"/>
+              </w:rPr>
+              <w:t>Effect</w:t>
+            </w:r>
+          </w:p>
+        </w:tc>
+      </w:tr>
+      <w:tr>
+        <w:tc>
+          <w:tcPr>
+            <w:tcW w:type="dxa" w:w="2929"/>
+            <w:shd w:val="clear" w:color="auto" w:fill="F2F2F2"/>
+          </w:tcPr>
+          <w:p>
+            <w:r>
+              <w:rPr>
+                <w:rFonts w:ascii="Times New Roman" w:hAnsi="Times New Roman"/>
+                <w:sz w:val="18"/>
+              </w:rPr>
+              <w:t>JARVIS_VAD_ENERGY_THRESHOLD</w:t>
+            </w:r>
+          </w:p>
+        </w:tc>
+        <w:tc>
+          <w:tcPr>
+            <w:tcW w:type="dxa" w:w="2929"/>
+            <w:shd w:val="clear" w:color="auto" w:fill="F2F2F2"/>
+          </w:tcPr>
+          <w:p>
+            <w:r>
+              <w:rPr>
+                <w:rFonts w:ascii="Times New Roman" w:hAnsi="Times New Roman"/>
+                <w:sz w:val="18"/>
+              </w:rPr>
+              <w:t>0.014</w:t>
+            </w:r>
+          </w:p>
+        </w:tc>
+        <w:tc>
+          <w:tcPr>
+            <w:tcW w:type="dxa" w:w="2929"/>
+            <w:shd w:val="clear" w:color="auto" w:fill="F2F2F2"/>
+          </w:tcPr>
+          <w:p>
+            <w:r>
+              <w:rPr>
+                <w:rFonts w:ascii="Times New Roman" w:hAnsi="Times New Roman"/>
+                <w:sz w:val="18"/>
+              </w:rPr>
+              <w:t>Energy pre-filter before Silero. Lower = more sensitive.</w:t>
+            </w:r>
+          </w:p>
+        </w:tc>
+      </w:tr>
+      <w:tr>
+        <w:tc>
+          <w:tcPr>
+            <w:tcW w:type="dxa" w:w="2929"/>
+          </w:tcPr>
+          <w:p>
+            <w:r>
+              <w:rPr>
+                <w:rFonts w:ascii="Times New Roman" w:hAnsi="Times New Roman"/>
+                <w:sz w:val="18"/>
+              </w:rPr>
+              <w:t>JARVIS_VAD_SILENCE_SECONDS</w:t>
+            </w:r>
+          </w:p>
+        </w:tc>
+        <w:tc>
+          <w:tcPr>
+            <w:tcW w:type="dxa" w:w="2929"/>
+          </w:tcPr>
+          <w:p>
+            <w:r>
+              <w:rPr>
+                <w:rFonts w:ascii="Times New Roman" w:hAnsi="Times New Roman"/>
+                <w:sz w:val="18"/>
+              </w:rPr>
+              <w:t>0.55</w:t>
+            </w:r>
+          </w:p>
+        </w:tc>
+        <w:tc>
+          <w:tcPr>
+            <w:tcW w:type="dxa" w:w="2929"/>
+          </w:tcPr>
+          <w:p>
+            <w:r>
+              <w:rPr>
+                <w:rFonts w:ascii="Times New Roman" w:hAnsi="Times New Roman"/>
+                <w:sz w:val="18"/>
+              </w:rPr>
+              <w:t>Command-mode silence timeout. Lower = snappier but cuts off pauses.</w:t>
+            </w:r>
+          </w:p>
+        </w:tc>
+      </w:tr>
+      <w:tr>
+        <w:tc>
+          <w:tcPr>
+            <w:tcW w:type="dxa" w:w="2929"/>
+            <w:shd w:val="clear" w:color="auto" w:fill="F2F2F2"/>
+          </w:tcPr>
+          <w:p>
+            <w:r>
+              <w:rPr>
+                <w:rFonts w:ascii="Times New Roman" w:hAnsi="Times New Roman"/>
+                <w:sz w:val="18"/>
+              </w:rPr>
+              <w:t>JARVIS_VAD_CHAT_SILENCE_SECONDS</w:t>
+            </w:r>
+          </w:p>
+        </w:tc>
+        <w:tc>
+          <w:tcPr>
+            <w:tcW w:type="dxa" w:w="2929"/>
+            <w:shd w:val="clear" w:color="auto" w:fill="F2F2F2"/>
+          </w:tcPr>
+          <w:p>
+            <w:r>
+              <w:rPr>
+                <w:rFonts w:ascii="Times New Roman" w:hAnsi="Times New Roman"/>
+                <w:sz w:val="18"/>
+              </w:rPr>
+              <w:t>1.0</w:t>
+            </w:r>
+          </w:p>
+        </w:tc>
+        <w:tc>
+          <w:tcPr>
+            <w:tcW w:type="dxa" w:w="2929"/>
+            <w:shd w:val="clear" w:color="auto" w:fill="F2F2F2"/>
+          </w:tcPr>
+          <w:p>
+            <w:r>
+              <w:rPr>
+                <w:rFonts w:ascii="Times New Roman" w:hAnsi="Times New Roman"/>
+                <w:sz w:val="18"/>
+              </w:rPr>
+              <w:t>Conversation-mode silence timeout (follow-up window). Lets user think.</w:t>
+            </w:r>
+          </w:p>
+        </w:tc>
+      </w:tr>
+      <w:tr>
+        <w:tc>
+          <w:tcPr>
+            <w:tcW w:type="dxa" w:w="2929"/>
+          </w:tcPr>
+          <w:p>
+            <w:r>
+              <w:rPr>
+                <w:rFonts w:ascii="Times New Roman" w:hAnsi="Times New Roman"/>
+                <w:sz w:val="18"/>
+              </w:rPr>
+              <w:t>JARVIS_VAD_MIN_SPEECH_SECONDS</w:t>
+            </w:r>
+          </w:p>
+        </w:tc>
+        <w:tc>
+          <w:tcPr>
+            <w:tcW w:type="dxa" w:w="2929"/>
+          </w:tcPr>
+          <w:p>
+            <w:r>
+              <w:rPr>
+                <w:rFonts w:ascii="Times New Roman" w:hAnsi="Times New Roman"/>
+                <w:sz w:val="18"/>
+              </w:rPr>
+              <w:t>0.30</w:t>
+            </w:r>
+          </w:p>
+        </w:tc>
+        <w:tc>
+          <w:tcPr>
+            <w:tcW w:type="dxa" w:w="2929"/>
+          </w:tcPr>
+          <w:p>
+            <w:r>
+              <w:rPr>
+                <w:rFonts w:ascii="Times New Roman" w:hAnsi="Times New Roman"/>
+                <w:sz w:val="18"/>
+              </w:rPr>
+              <w:t>Minimum speech duration (filters coughs/clicks).</w:t>
+            </w:r>
+          </w:p>
+        </w:tc>
+      </w:tr>
+      <w:tr>
+        <w:tc>
+          <w:tcPr>
+            <w:tcW w:type="dxa" w:w="2929"/>
+            <w:shd w:val="clear" w:color="auto" w:fill="F2F2F2"/>
+          </w:tcPr>
+          <w:p>
+            <w:r>
+              <w:rPr>
+                <w:rFonts w:ascii="Times New Roman" w:hAnsi="Times New Roman"/>
+                <w:sz w:val="18"/>
+              </w:rPr>
+              <w:t>JARVIS_VAD_START_TIMEOUT_SECONDS</w:t>
+            </w:r>
+          </w:p>
+        </w:tc>
+        <w:tc>
+          <w:tcPr>
+            <w:tcW w:type="dxa" w:w="2929"/>
+            <w:shd w:val="clear" w:color="auto" w:fill="F2F2F2"/>
+          </w:tcPr>
+          <w:p>
+            <w:r>
+              <w:rPr>
+                <w:rFonts w:ascii="Times New Roman" w:hAnsi="Times New Roman"/>
+                <w:sz w:val="18"/>
+              </w:rPr>
+              <w:t>3.0</w:t>
+            </w:r>
+          </w:p>
+        </w:tc>
+        <w:tc>
+          <w:tcPr>
+            <w:tcW w:type="dxa" w:w="2929"/>
+            <w:shd w:val="clear" w:color="auto" w:fill="F2F2F2"/>
+          </w:tcPr>
+          <w:p>
+            <w:r>
+              <w:rPr>
+                <w:rFonts w:ascii="Times New Roman" w:hAnsi="Times New Roman"/>
+                <w:sz w:val="18"/>
+              </w:rPr>
+              <w:t>If no speech detected within this window, abort.</w:t>
+            </w:r>
+          </w:p>
+        </w:tc>
+      </w:tr>
+      <w:tr>
+        <w:tc>
+          <w:tcPr>
+            <w:tcW w:type="dxa" w:w="2929"/>
+          </w:tcPr>
+          <w:p>
+            <w:r>
+              <w:rPr>
+                <w:rFonts w:ascii="Times New Roman" w:hAnsi="Times New Roman"/>
+                <w:sz w:val="18"/>
+              </w:rPr>
+              <w:t>JARVIS_MAX_RECORD_DURATION</w:t>
+            </w:r>
+          </w:p>
+        </w:tc>
+        <w:tc>
+          <w:tcPr>
+            <w:tcW w:type="dxa" w:w="2929"/>
+          </w:tcPr>
+          <w:p>
+            <w:r>
+              <w:rPr>
+                <w:rFonts w:ascii="Times New Roman" w:hAnsi="Times New Roman"/>
+                <w:sz w:val="18"/>
+              </w:rPr>
+              <w:t>6.0</w:t>
+            </w:r>
+          </w:p>
+        </w:tc>
+        <w:tc>
+          <w:tcPr>
+            <w:tcW w:type="dxa" w:w="2929"/>
+          </w:tcPr>
+          <w:p>
+            <w:r>
+              <w:rPr>
+                <w:rFonts w:ascii="Times New Roman" w:hAnsi="Times New Roman"/>
+                <w:sz w:val="18"/>
+              </w:rPr>
+              <w:t>Absolute hard cap on recording length.</w:t>
+            </w:r>
+          </w:p>
+        </w:tc>
+      </w:tr>
+    </w:tbl>
+    <w:p>
+      <w:pPr>
+        <w:jc w:val="center"/>
+      </w:pPr>
+      <w:r>
+        <w:rPr>
+          <w:rFonts w:ascii="Times New Roman" w:hAnsi="Times New Roman"/>
+          <w:b/>
+          <w:i/>
+          <w:sz w:val="20"/>
+        </w:rPr>
+        <w:t>Table 4.4 — VAD Tunable Parameters (audio/vad.py)</w:t>
+      </w:r>
+    </w:p>
+    <w:p>
+      <w:pPr>
+        <w:jc w:val="both"/>
+        <w:spacing w:after="120" w:line="480" w:lineRule="auto"/>
+        <w:ind w:firstLine="720"/>
+      </w:pPr>
+      <w:r>
+        <w:rPr>
+          <w:rFonts w:ascii="Times New Roman" w:hAnsi="Times New Roman"/>
+          <w:b w:val="0"/>
+          <w:i w:val="0"/>
+          <w:sz w:val="24"/>
+        </w:rPr>
+        <w:t>The STT backend can be configured independently. The default hybrid path races local Faster-Whisper against ElevenLabs cloud STT for Arabic audio, with the faster result winning.</w:t>
+      </w:r>
+    </w:p>
+    <w:tbl>
+      <w:tblPr>
+        <w:tblStyle w:val="TableGrid"/>
+        <w:tblW w:type="auto" w:w="0"/>
+        <w:tblLook w:firstColumn="1" w:firstRow="1" w:lastColumn="0" w:lastRow="0" w:noHBand="0" w:noVBand="1" w:val="04A0"/>
+      </w:tblPr>
+      <w:tblGrid>
+        <w:gridCol w:w="4394"/>
+        <w:gridCol w:w="4394"/>
+      </w:tblGrid>
+      <w:tr>
+        <w:tc>
+          <w:tcPr>
+            <w:tcW w:type="dxa" w:w="4394"/>
+            <w:shd w:val="clear" w:color="auto" w:fill="BDD7EE"/>
+          </w:tcPr>
+          <w:p>
+            <w:r>
+              <w:rPr>
+                <w:rFonts w:ascii="Times New Roman" w:hAnsi="Times New Roman"/>
+                <w:b/>
+                <w:sz w:val="20"/>
+              </w:rPr>
+              <w:t>JARVIS_STT_BACKEND value</w:t>
+            </w:r>
+          </w:p>
+        </w:tc>
+        <w:tc>
+          <w:tcPr>
+            <w:tcW w:type="dxa" w:w="4394"/>
+            <w:shd w:val="clear" w:color="auto" w:fill="BDD7EE"/>
+          </w:tcPr>
+          <w:p>
+            <w:r>
+              <w:rPr>
+                <w:rFonts w:ascii="Times New Roman" w:hAnsi="Times New Roman"/>
+                <w:b/>
+                <w:sz w:val="20"/>
+              </w:rPr>
+              <w:t>Behaviour</w:t>
+            </w:r>
+          </w:p>
+        </w:tc>
+      </w:tr>
+      <w:tr>
+        <w:tc>
+          <w:tcPr>
+            <w:tcW w:type="dxa" w:w="4394"/>
+            <w:shd w:val="clear" w:color="auto" w:fill="F2F2F2"/>
+          </w:tcPr>
+          <w:p>
+            <w:r>
+              <w:rPr>
+                <w:rFonts w:ascii="Times New Roman" w:hAnsi="Times New Roman"/>
+                <w:sz w:val="18"/>
+              </w:rPr>
+              <w:t>hybrid_elevenlabs (default)</w:t>
+            </w:r>
+          </w:p>
+        </w:tc>
+        <w:tc>
+          <w:tcPr>
+            <w:tcW w:type="dxa" w:w="4394"/>
+            <w:shd w:val="clear" w:color="auto" w:fill="F2F2F2"/>
+          </w:tcPr>
+          <w:p>
+            <w:r>
+              <w:rPr>
+                <w:rFonts w:ascii="Times New Roman" w:hAnsi="Times New Roman"/>
+                <w:sz w:val="18"/>
+              </w:rPr>
+              <w:t>Whisper-small detects language -&gt; Arabic to ElevenLabs, English to Whisper. ElevenLabs fail -&gt; Whisper.</w:t>
+            </w:r>
+          </w:p>
+        </w:tc>
+      </w:tr>
+      <w:tr>
+        <w:tc>
+          <w:tcPr>
+            <w:tcW w:type="dxa" w:w="4394"/>
+          </w:tcPr>
+          <w:p>
+            <w:r>
+              <w:rPr>
+                <w:rFonts w:ascii="Times New Roman" w:hAnsi="Times New Roman"/>
+                <w:sz w:val="18"/>
+              </w:rPr>
+              <w:t>faster_whisper</w:t>
+            </w:r>
+          </w:p>
+        </w:tc>
+        <w:tc>
+          <w:tcPr>
+            <w:tcW w:type="dxa" w:w="4394"/>
+          </w:tcPr>
+          <w:p>
+            <w:r>
+              <w:rPr>
+                <w:rFonts w:ascii="Times New Roman" w:hAnsi="Times New Roman"/>
+                <w:sz w:val="18"/>
+              </w:rPr>
+              <w:t>100% local. Whisper-small handles both languages. No internet needed.</w:t>
+            </w:r>
+          </w:p>
+        </w:tc>
+      </w:tr>
+    </w:tbl>
+    <w:p>
+      <w:pPr>
+        <w:jc w:val="center"/>
+      </w:pPr>
+      <w:r>
+        <w:rPr>
+          <w:rFonts w:ascii="Times New Roman" w:hAnsi="Times New Roman"/>
+          <w:b/>
+          <w:i/>
+          <w:sz w:val="20"/>
+        </w:rPr>
+        <w:t>Table 4.5 — STT Backend Configuration</w:t>
+      </w:r>
+    </w:p>
+    <w:p>
+      <w:pPr>
         <w:pStyle w:val="Heading2"/>
       </w:pPr>
       <w:r>
@@ -8660,6 +11322,740 @@
     </w:p>
     <w:p>
       <w:pPr>
+        <w:jc w:val="both"/>
+        <w:spacing w:after="120" w:line="480" w:lineRule="auto"/>
+        <w:ind w:firstLine="720"/>
+      </w:pPr>
+      <w:r>
+        <w:rPr>
+          <w:rFonts w:ascii="Times New Roman" w:hAnsi="Times New Roman"/>
+          <w:b w:val="0"/>
+          <w:i w:val="0"/>
+          <w:sz w:val="24"/>
+        </w:rPr>
+        <w:t>At startup, core/hardware_detect.py reads available RAM via psutil and queries Ollama's /api/ps endpoint to detect GPU presence, then selects the most capable Qwen3 variant that fits comfortably in memory. The selection can be overridden manually via the JARVIS_LLM_MODEL environment variable.</w:t>
+      </w:r>
+    </w:p>
+    <w:tbl>
+      <w:tblPr>
+        <w:tblStyle w:val="TableGrid"/>
+        <w:tblW w:type="auto" w:w="0"/>
+        <w:tblLook w:firstColumn="1" w:firstRow="1" w:lastColumn="0" w:lastRow="0" w:noHBand="0" w:noVBand="1" w:val="04A0"/>
+      </w:tblPr>
+      <w:tblGrid>
+        <w:gridCol w:w="1255"/>
+        <w:gridCol w:w="1255"/>
+        <w:gridCol w:w="1255"/>
+        <w:gridCol w:w="1255"/>
+        <w:gridCol w:w="1255"/>
+        <w:gridCol w:w="1255"/>
+        <w:gridCol w:w="1255"/>
+      </w:tblGrid>
+      <w:tr>
+        <w:tc>
+          <w:tcPr>
+            <w:tcW w:type="dxa" w:w="1255"/>
+            <w:shd w:val="clear" w:color="auto" w:fill="BDD7EE"/>
+          </w:tcPr>
+          <w:p>
+            <w:r>
+              <w:rPr>
+                <w:rFonts w:ascii="Times New Roman" w:hAnsi="Times New Roman"/>
+                <w:b/>
+                <w:sz w:val="20"/>
+              </w:rPr>
+              <w:t>RAM</w:t>
+            </w:r>
+          </w:p>
+        </w:tc>
+        <w:tc>
+          <w:tcPr>
+            <w:tcW w:type="dxa" w:w="1255"/>
+            <w:shd w:val="clear" w:color="auto" w:fill="BDD7EE"/>
+          </w:tcPr>
+          <w:p>
+            <w:r>
+              <w:rPr>
+                <w:rFonts w:ascii="Times New Roman" w:hAnsi="Times New Roman"/>
+                <w:b/>
+                <w:sz w:val="20"/>
+              </w:rPr>
+              <w:t>GPU</w:t>
+            </w:r>
+          </w:p>
+        </w:tc>
+        <w:tc>
+          <w:tcPr>
+            <w:tcW w:type="dxa" w:w="1255"/>
+            <w:shd w:val="clear" w:color="auto" w:fill="BDD7EE"/>
+          </w:tcPr>
+          <w:p>
+            <w:r>
+              <w:rPr>
+                <w:rFonts w:ascii="Times New Roman" w:hAnsi="Times New Roman"/>
+                <w:b/>
+                <w:sz w:val="20"/>
+              </w:rPr>
+              <w:t>Tier</w:t>
+            </w:r>
+          </w:p>
+        </w:tc>
+        <w:tc>
+          <w:tcPr>
+            <w:tcW w:type="dxa" w:w="1255"/>
+            <w:shd w:val="clear" w:color="auto" w:fill="BDD7EE"/>
+          </w:tcPr>
+          <w:p>
+            <w:r>
+              <w:rPr>
+                <w:rFonts w:ascii="Times New Roman" w:hAnsi="Times New Roman"/>
+                <w:b/>
+                <w:sz w:val="20"/>
+              </w:rPr>
+              <w:t>Model</w:t>
+            </w:r>
+          </w:p>
+        </w:tc>
+        <w:tc>
+          <w:tcPr>
+            <w:tcW w:type="dxa" w:w="1255"/>
+            <w:shd w:val="clear" w:color="auto" w:fill="BDD7EE"/>
+          </w:tcPr>
+          <w:p>
+            <w:r>
+              <w:rPr>
+                <w:rFonts w:ascii="Times New Roman" w:hAnsi="Times New Roman"/>
+                <w:b/>
+                <w:sz w:val="20"/>
+              </w:rPr>
+              <w:t>Context Window</w:t>
+            </w:r>
+          </w:p>
+        </w:tc>
+        <w:tc>
+          <w:tcPr>
+            <w:tcW w:type="dxa" w:w="1255"/>
+            <w:shd w:val="clear" w:color="auto" w:fill="BDD7EE"/>
+          </w:tcPr>
+          <w:p>
+            <w:r>
+              <w:rPr>
+                <w:rFonts w:ascii="Times New Roman" w:hAnsi="Times New Roman"/>
+                <w:b/>
+                <w:sz w:val="20"/>
+              </w:rPr>
+              <w:t>Lightweight Ctx</w:t>
+            </w:r>
+          </w:p>
+        </w:tc>
+        <w:tc>
+          <w:tcPr>
+            <w:tcW w:type="dxa" w:w="1255"/>
+            <w:shd w:val="clear" w:color="auto" w:fill="BDD7EE"/>
+          </w:tcPr>
+          <w:p>
+            <w:r>
+              <w:rPr>
+                <w:rFonts w:ascii="Times New Roman" w:hAnsi="Times New Roman"/>
+                <w:b/>
+                <w:sz w:val="20"/>
+              </w:rPr>
+              <w:t>Approx. tokens/s</w:t>
+            </w:r>
+          </w:p>
+        </w:tc>
+      </w:tr>
+      <w:tr>
+        <w:tc>
+          <w:tcPr>
+            <w:tcW w:type="dxa" w:w="1255"/>
+            <w:shd w:val="clear" w:color="auto" w:fill="F2F2F2"/>
+          </w:tcPr>
+          <w:p>
+            <w:r>
+              <w:rPr>
+                <w:rFonts w:ascii="Times New Roman" w:hAnsi="Times New Roman"/>
+                <w:sz w:val="18"/>
+              </w:rPr>
+              <w:t>16 GB+</w:t>
+            </w:r>
+          </w:p>
+        </w:tc>
+        <w:tc>
+          <w:tcPr>
+            <w:tcW w:type="dxa" w:w="1255"/>
+            <w:shd w:val="clear" w:color="auto" w:fill="F2F2F2"/>
+          </w:tcPr>
+          <w:p>
+            <w:r>
+              <w:rPr>
+                <w:rFonts w:ascii="Times New Roman" w:hAnsi="Times New Roman"/>
+                <w:sz w:val="18"/>
+              </w:rPr>
+              <w:t>Yes</w:t>
+            </w:r>
+          </w:p>
+        </w:tc>
+        <w:tc>
+          <w:tcPr>
+            <w:tcW w:type="dxa" w:w="1255"/>
+            <w:shd w:val="clear" w:color="auto" w:fill="F2F2F2"/>
+          </w:tcPr>
+          <w:p>
+            <w:r>
+              <w:rPr>
+                <w:rFonts w:ascii="Times New Roman" w:hAnsi="Times New Roman"/>
+                <w:sz w:val="18"/>
+              </w:rPr>
+              <w:t>high</w:t>
+            </w:r>
+          </w:p>
+        </w:tc>
+        <w:tc>
+          <w:tcPr>
+            <w:tcW w:type="dxa" w:w="1255"/>
+            <w:shd w:val="clear" w:color="auto" w:fill="F2F2F2"/>
+          </w:tcPr>
+          <w:p>
+            <w:r>
+              <w:rPr>
+                <w:rFonts w:ascii="Times New Roman" w:hAnsi="Times New Roman"/>
+                <w:sz w:val="18"/>
+              </w:rPr>
+              <w:t>qwen3:8b</w:t>
+            </w:r>
+          </w:p>
+        </w:tc>
+        <w:tc>
+          <w:tcPr>
+            <w:tcW w:type="dxa" w:w="1255"/>
+            <w:shd w:val="clear" w:color="auto" w:fill="F2F2F2"/>
+          </w:tcPr>
+          <w:p>
+            <w:r>
+              <w:rPr>
+                <w:rFonts w:ascii="Times New Roman" w:hAnsi="Times New Roman"/>
+                <w:sz w:val="18"/>
+              </w:rPr>
+              <w:t>8192</w:t>
+            </w:r>
+          </w:p>
+        </w:tc>
+        <w:tc>
+          <w:tcPr>
+            <w:tcW w:type="dxa" w:w="1255"/>
+            <w:shd w:val="clear" w:color="auto" w:fill="F2F2F2"/>
+          </w:tcPr>
+          <w:p>
+            <w:r>
+              <w:rPr>
+                <w:rFonts w:ascii="Times New Roman" w:hAnsi="Times New Roman"/>
+                <w:sz w:val="18"/>
+              </w:rPr>
+              <w:t>4096</w:t>
+            </w:r>
+          </w:p>
+        </w:tc>
+        <w:tc>
+          <w:tcPr>
+            <w:tcW w:type="dxa" w:w="1255"/>
+            <w:shd w:val="clear" w:color="auto" w:fill="F2F2F2"/>
+          </w:tcPr>
+          <w:p>
+            <w:r>
+              <w:rPr>
+                <w:rFonts w:ascii="Times New Roman" w:hAnsi="Times New Roman"/>
+                <w:sz w:val="18"/>
+              </w:rPr>
+              <w:t>40-50 t/s</w:t>
+            </w:r>
+          </w:p>
+        </w:tc>
+      </w:tr>
+      <w:tr>
+        <w:tc>
+          <w:tcPr>
+            <w:tcW w:type="dxa" w:w="1255"/>
+          </w:tcPr>
+          <w:p>
+            <w:r>
+              <w:rPr>
+                <w:rFonts w:ascii="Times New Roman" w:hAnsi="Times New Roman"/>
+                <w:sz w:val="18"/>
+              </w:rPr>
+              <w:t>12 GB+</w:t>
+            </w:r>
+          </w:p>
+        </w:tc>
+        <w:tc>
+          <w:tcPr>
+            <w:tcW w:type="dxa" w:w="1255"/>
+          </w:tcPr>
+          <w:p>
+            <w:r>
+              <w:rPr>
+                <w:rFonts w:ascii="Times New Roman" w:hAnsi="Times New Roman"/>
+                <w:sz w:val="18"/>
+              </w:rPr>
+              <w:t>Any</w:t>
+            </w:r>
+          </w:p>
+        </w:tc>
+        <w:tc>
+          <w:tcPr>
+            <w:tcW w:type="dxa" w:w="1255"/>
+          </w:tcPr>
+          <w:p>
+            <w:r>
+              <w:rPr>
+                <w:rFonts w:ascii="Times New Roman" w:hAnsi="Times New Roman"/>
+                <w:sz w:val="18"/>
+              </w:rPr>
+              <w:t>medium</w:t>
+            </w:r>
+          </w:p>
+        </w:tc>
+        <w:tc>
+          <w:tcPr>
+            <w:tcW w:type="dxa" w:w="1255"/>
+          </w:tcPr>
+          <w:p>
+            <w:r>
+              <w:rPr>
+                <w:rFonts w:ascii="Times New Roman" w:hAnsi="Times New Roman"/>
+                <w:sz w:val="18"/>
+              </w:rPr>
+              <w:t>qwen3:4b</w:t>
+            </w:r>
+          </w:p>
+        </w:tc>
+        <w:tc>
+          <w:tcPr>
+            <w:tcW w:type="dxa" w:w="1255"/>
+          </w:tcPr>
+          <w:p>
+            <w:r>
+              <w:rPr>
+                <w:rFonts w:ascii="Times New Roman" w:hAnsi="Times New Roman"/>
+                <w:sz w:val="18"/>
+              </w:rPr>
+              <w:t>4096</w:t>
+            </w:r>
+          </w:p>
+        </w:tc>
+        <w:tc>
+          <w:tcPr>
+            <w:tcW w:type="dxa" w:w="1255"/>
+          </w:tcPr>
+          <w:p>
+            <w:r>
+              <w:rPr>
+                <w:rFonts w:ascii="Times New Roman" w:hAnsi="Times New Roman"/>
+                <w:sz w:val="18"/>
+              </w:rPr>
+              <w:t>2048</w:t>
+            </w:r>
+          </w:p>
+        </w:tc>
+        <w:tc>
+          <w:tcPr>
+            <w:tcW w:type="dxa" w:w="1255"/>
+          </w:tcPr>
+          <w:p>
+            <w:r>
+              <w:rPr>
+                <w:rFonts w:ascii="Times New Roman" w:hAnsi="Times New Roman"/>
+                <w:sz w:val="18"/>
+              </w:rPr>
+              <w:t>15-18 t/s (CPU) / 60+ t/s (GPU)</w:t>
+            </w:r>
+          </w:p>
+        </w:tc>
+      </w:tr>
+      <w:tr>
+        <w:tc>
+          <w:tcPr>
+            <w:tcW w:type="dxa" w:w="1255"/>
+            <w:shd w:val="clear" w:color="auto" w:fill="F2F2F2"/>
+          </w:tcPr>
+          <w:p>
+            <w:r>
+              <w:rPr>
+                <w:rFonts w:ascii="Times New Roman" w:hAnsi="Times New Roman"/>
+                <w:sz w:val="18"/>
+              </w:rPr>
+              <w:t>8 GB</w:t>
+            </w:r>
+          </w:p>
+        </w:tc>
+        <w:tc>
+          <w:tcPr>
+            <w:tcW w:type="dxa" w:w="1255"/>
+            <w:shd w:val="clear" w:color="auto" w:fill="F2F2F2"/>
+          </w:tcPr>
+          <w:p>
+            <w:r>
+              <w:rPr>
+                <w:rFonts w:ascii="Times New Roman" w:hAnsi="Times New Roman"/>
+                <w:sz w:val="18"/>
+              </w:rPr>
+              <w:t>Yes</w:t>
+            </w:r>
+          </w:p>
+        </w:tc>
+        <w:tc>
+          <w:tcPr>
+            <w:tcW w:type="dxa" w:w="1255"/>
+            <w:shd w:val="clear" w:color="auto" w:fill="F2F2F2"/>
+          </w:tcPr>
+          <w:p>
+            <w:r>
+              <w:rPr>
+                <w:rFonts w:ascii="Times New Roman" w:hAnsi="Times New Roman"/>
+                <w:sz w:val="18"/>
+              </w:rPr>
+              <w:t>medium</w:t>
+            </w:r>
+          </w:p>
+        </w:tc>
+        <w:tc>
+          <w:tcPr>
+            <w:tcW w:type="dxa" w:w="1255"/>
+            <w:shd w:val="clear" w:color="auto" w:fill="F2F2F2"/>
+          </w:tcPr>
+          <w:p>
+            <w:r>
+              <w:rPr>
+                <w:rFonts w:ascii="Times New Roman" w:hAnsi="Times New Roman"/>
+                <w:sz w:val="18"/>
+              </w:rPr>
+              <w:t>qwen3:4b</w:t>
+            </w:r>
+          </w:p>
+        </w:tc>
+        <w:tc>
+          <w:tcPr>
+            <w:tcW w:type="dxa" w:w="1255"/>
+            <w:shd w:val="clear" w:color="auto" w:fill="F2F2F2"/>
+          </w:tcPr>
+          <w:p>
+            <w:r>
+              <w:rPr>
+                <w:rFonts w:ascii="Times New Roman" w:hAnsi="Times New Roman"/>
+                <w:sz w:val="18"/>
+              </w:rPr>
+              <w:t>4096</w:t>
+            </w:r>
+          </w:p>
+        </w:tc>
+        <w:tc>
+          <w:tcPr>
+            <w:tcW w:type="dxa" w:w="1255"/>
+            <w:shd w:val="clear" w:color="auto" w:fill="F2F2F2"/>
+          </w:tcPr>
+          <w:p>
+            <w:r>
+              <w:rPr>
+                <w:rFonts w:ascii="Times New Roman" w:hAnsi="Times New Roman"/>
+                <w:sz w:val="18"/>
+              </w:rPr>
+              <w:t>2048</w:t>
+            </w:r>
+          </w:p>
+        </w:tc>
+        <w:tc>
+          <w:tcPr>
+            <w:tcW w:type="dxa" w:w="1255"/>
+            <w:shd w:val="clear" w:color="auto" w:fill="F2F2F2"/>
+          </w:tcPr>
+          <w:p>
+            <w:r>
+              <w:rPr>
+                <w:rFonts w:ascii="Times New Roman" w:hAnsi="Times New Roman"/>
+                <w:sz w:val="18"/>
+              </w:rPr>
+              <w:t>60+ t/s</w:t>
+            </w:r>
+          </w:p>
+        </w:tc>
+      </w:tr>
+      <w:tr>
+        <w:tc>
+          <w:tcPr>
+            <w:tcW w:type="dxa" w:w="1255"/>
+          </w:tcPr>
+          <w:p>
+            <w:r>
+              <w:rPr>
+                <w:rFonts w:ascii="Times New Roman" w:hAnsi="Times New Roman"/>
+                <w:sz w:val="18"/>
+              </w:rPr>
+              <w:t>8 GB</w:t>
+            </w:r>
+          </w:p>
+        </w:tc>
+        <w:tc>
+          <w:tcPr>
+            <w:tcW w:type="dxa" w:w="1255"/>
+          </w:tcPr>
+          <w:p>
+            <w:r>
+              <w:rPr>
+                <w:rFonts w:ascii="Times New Roman" w:hAnsi="Times New Roman"/>
+                <w:sz w:val="18"/>
+              </w:rPr>
+              <w:t>No</w:t>
+            </w:r>
+          </w:p>
+        </w:tc>
+        <w:tc>
+          <w:tcPr>
+            <w:tcW w:type="dxa" w:w="1255"/>
+          </w:tcPr>
+          <w:p>
+            <w:r>
+              <w:rPr>
+                <w:rFonts w:ascii="Times New Roman" w:hAnsi="Times New Roman"/>
+                <w:sz w:val="18"/>
+              </w:rPr>
+              <w:t>low</w:t>
+            </w:r>
+          </w:p>
+        </w:tc>
+        <w:tc>
+          <w:tcPr>
+            <w:tcW w:type="dxa" w:w="1255"/>
+          </w:tcPr>
+          <w:p>
+            <w:r>
+              <w:rPr>
+                <w:rFonts w:ascii="Times New Roman" w:hAnsi="Times New Roman"/>
+                <w:sz w:val="18"/>
+              </w:rPr>
+              <w:t>qwen3:1.7b</w:t>
+            </w:r>
+          </w:p>
+        </w:tc>
+        <w:tc>
+          <w:tcPr>
+            <w:tcW w:type="dxa" w:w="1255"/>
+          </w:tcPr>
+          <w:p>
+            <w:r>
+              <w:rPr>
+                <w:rFonts w:ascii="Times New Roman" w:hAnsi="Times New Roman"/>
+                <w:sz w:val="18"/>
+              </w:rPr>
+              <w:t>2048</w:t>
+            </w:r>
+          </w:p>
+        </w:tc>
+        <w:tc>
+          <w:tcPr>
+            <w:tcW w:type="dxa" w:w="1255"/>
+          </w:tcPr>
+          <w:p>
+            <w:r>
+              <w:rPr>
+                <w:rFonts w:ascii="Times New Roman" w:hAnsi="Times New Roman"/>
+                <w:sz w:val="18"/>
+              </w:rPr>
+              <w:t>1024</w:t>
+            </w:r>
+          </w:p>
+        </w:tc>
+        <w:tc>
+          <w:tcPr>
+            <w:tcW w:type="dxa" w:w="1255"/>
+          </w:tcPr>
+          <w:p>
+            <w:r>
+              <w:rPr>
+                <w:rFonts w:ascii="Times New Roman" w:hAnsi="Times New Roman"/>
+                <w:sz w:val="18"/>
+              </w:rPr>
+              <w:t>25-30 t/s</w:t>
+            </w:r>
+          </w:p>
+        </w:tc>
+      </w:tr>
+      <w:tr>
+        <w:tc>
+          <w:tcPr>
+            <w:tcW w:type="dxa" w:w="1255"/>
+            <w:shd w:val="clear" w:color="auto" w:fill="F2F2F2"/>
+          </w:tcPr>
+          <w:p>
+            <w:r>
+              <w:rPr>
+                <w:rFonts w:ascii="Times New Roman" w:hAnsi="Times New Roman"/>
+                <w:sz w:val="18"/>
+              </w:rPr>
+              <w:t>&lt; 8 GB</w:t>
+            </w:r>
+          </w:p>
+        </w:tc>
+        <w:tc>
+          <w:tcPr>
+            <w:tcW w:type="dxa" w:w="1255"/>
+            <w:shd w:val="clear" w:color="auto" w:fill="F2F2F2"/>
+          </w:tcPr>
+          <w:p>
+            <w:r>
+              <w:rPr>
+                <w:rFonts w:ascii="Times New Roman" w:hAnsi="Times New Roman"/>
+                <w:sz w:val="18"/>
+              </w:rPr>
+              <w:t>Any</w:t>
+            </w:r>
+          </w:p>
+        </w:tc>
+        <w:tc>
+          <w:tcPr>
+            <w:tcW w:type="dxa" w:w="1255"/>
+            <w:shd w:val="clear" w:color="auto" w:fill="F2F2F2"/>
+          </w:tcPr>
+          <w:p>
+            <w:r>
+              <w:rPr>
+                <w:rFonts w:ascii="Times New Roman" w:hAnsi="Times New Roman"/>
+                <w:sz w:val="18"/>
+              </w:rPr>
+              <w:t>minimal</w:t>
+            </w:r>
+          </w:p>
+        </w:tc>
+        <w:tc>
+          <w:tcPr>
+            <w:tcW w:type="dxa" w:w="1255"/>
+            <w:shd w:val="clear" w:color="auto" w:fill="F2F2F2"/>
+          </w:tcPr>
+          <w:p>
+            <w:r>
+              <w:rPr>
+                <w:rFonts w:ascii="Times New Roman" w:hAnsi="Times New Roman"/>
+                <w:sz w:val="18"/>
+              </w:rPr>
+              <w:t>qwen3:0.6b</w:t>
+            </w:r>
+          </w:p>
+        </w:tc>
+        <w:tc>
+          <w:tcPr>
+            <w:tcW w:type="dxa" w:w="1255"/>
+            <w:shd w:val="clear" w:color="auto" w:fill="F2F2F2"/>
+          </w:tcPr>
+          <w:p>
+            <w:r>
+              <w:rPr>
+                <w:rFonts w:ascii="Times New Roman" w:hAnsi="Times New Roman"/>
+                <w:sz w:val="18"/>
+              </w:rPr>
+              <w:t>1024</w:t>
+            </w:r>
+          </w:p>
+        </w:tc>
+        <w:tc>
+          <w:tcPr>
+            <w:tcW w:type="dxa" w:w="1255"/>
+            <w:shd w:val="clear" w:color="auto" w:fill="F2F2F2"/>
+          </w:tcPr>
+          <w:p>
+            <w:r>
+              <w:rPr>
+                <w:rFonts w:ascii="Times New Roman" w:hAnsi="Times New Roman"/>
+                <w:sz w:val="18"/>
+              </w:rPr>
+              <w:t>512</w:t>
+            </w:r>
+          </w:p>
+        </w:tc>
+        <w:tc>
+          <w:tcPr>
+            <w:tcW w:type="dxa" w:w="1255"/>
+            <w:shd w:val="clear" w:color="auto" w:fill="F2F2F2"/>
+          </w:tcPr>
+          <w:p>
+            <w:r>
+              <w:rPr>
+                <w:rFonts w:ascii="Times New Roman" w:hAnsi="Times New Roman"/>
+                <w:sz w:val="18"/>
+              </w:rPr>
+              <w:t>40+ t/s (quality limited)</w:t>
+            </w:r>
+          </w:p>
+        </w:tc>
+      </w:tr>
+    </w:tbl>
+    <w:p>
+      <w:pPr>
+        <w:jc w:val="center"/>
+      </w:pPr>
+      <w:r>
+        <w:rPr>
+          <w:rFonts w:ascii="Times New Roman" w:hAnsi="Times New Roman"/>
+          <w:b/>
+          <w:i/>
+          <w:sz w:val="20"/>
+        </w:rPr>
+        <w:t>Table 4.6 — LLM Hardware Tier Auto-Selection</w:t>
+      </w:r>
+    </w:p>
+    <w:p>
+      <w:pPr>
+        <w:jc w:val="center"/>
+      </w:pPr>
+      <w:r>
+        <w:drawing>
+          <wp:inline xmlns:a="http://schemas.openxmlformats.org/drawingml/2006/main" xmlns:pic="http://schemas.openxmlformats.org/drawingml/2006/picture">
+            <wp:extent cx="5029200" cy="2738271"/>
+            <wp:docPr id="21" name="Picture 21"/>
+            <wp:cNvGraphicFramePr>
+              <a:graphicFrameLocks noChangeAspect="1"/>
+            </wp:cNvGraphicFramePr>
+            <a:graphic>
+              <a:graphicData uri="http://schemas.openxmlformats.org/drawingml/2006/picture">
+                <pic:pic>
+                  <pic:nvPicPr>
+                    <pic:cNvPr id="0" name="fig4_7_ram.png"/>
+                    <pic:cNvPicPr/>
+                  </pic:nvPicPr>
+                  <pic:blipFill>
+                    <a:blip r:embed="rId27"/>
+                    <a:stretch>
+                      <a:fillRect/>
+                    </a:stretch>
+                  </pic:blipFill>
+                  <pic:spPr>
+                    <a:xfrm>
+                      <a:off x="0" y="0"/>
+                      <a:ext cx="5029200" cy="2738271"/>
+                    </a:xfrm>
+                    <a:prstGeom prst="rect"/>
+                  </pic:spPr>
+                </pic:pic>
+              </a:graphicData>
+            </a:graphic>
+          </wp:inline>
+        </w:drawing>
+      </w:r>
+    </w:p>
+    <w:p>
+      <w:pPr>
+        <w:jc w:val="center"/>
+      </w:pPr>
+      <w:r>
+        <w:rPr>
+          <w:rFonts w:ascii="Times New Roman" w:hAnsi="Times New Roman"/>
+          <w:b/>
+          <w:i/>
+          <w:sz w:val="20"/>
+        </w:rPr>
+        <w:t>Figure 4.7 — Resident Memory Usage per Component after Startup</w:t>
+      </w:r>
+    </w:p>
+    <w:p>
+      <w:pPr>
         <w:pStyle w:val="Heading2"/>
       </w:pPr>
       <w:r>
@@ -10215,6 +13611,1795 @@
           <w:sz w:val="20"/>
         </w:rPr>
         <w:t>Figure 5.2 — STT Word Error Rate — English vs. Arabic</w:t>
+      </w:r>
+    </w:p>
+    <w:p>
+      <w:pPr>
+        <w:jc w:val="both"/>
+        <w:spacing w:after="120" w:line="480" w:lineRule="auto"/>
+        <w:ind w:firstLine="720"/>
+      </w:pPr>
+      <w:r>
+        <w:rPr>
+          <w:rFonts w:ascii="Times New Roman" w:hAnsi="Times New Roman"/>
+          <w:b w:val="0"/>
+          <w:i w:val="0"/>
+          <w:sz w:val="24"/>
+        </w:rPr>
+        <w:t>The following measurements were collected on the reference target: i7 13th Gen, 16 GB DDR5, no discrete GPU. Resident memory values represent always-loaded components after the startup prewarm sequence completes.</w:t>
+      </w:r>
+    </w:p>
+    <w:tbl>
+      <w:tblPr>
+        <w:tblStyle w:val="TableGrid"/>
+        <w:tblW w:type="auto" w:w="0"/>
+        <w:tblLook w:firstColumn="1" w:firstRow="1" w:lastColumn="0" w:lastRow="0" w:noHBand="0" w:noVBand="1" w:val="04A0"/>
+      </w:tblPr>
+      <w:tblGrid>
+        <w:gridCol w:w="2197"/>
+        <w:gridCol w:w="2197"/>
+        <w:gridCol w:w="2197"/>
+        <w:gridCol w:w="2197"/>
+      </w:tblGrid>
+      <w:tr>
+        <w:tc>
+          <w:tcPr>
+            <w:tcW w:type="dxa" w:w="2197"/>
+            <w:shd w:val="clear" w:color="auto" w:fill="BDD7EE"/>
+          </w:tcPr>
+          <w:p>
+            <w:r>
+              <w:rPr>
+                <w:rFonts w:ascii="Times New Roman" w:hAnsi="Times New Roman"/>
+                <w:b/>
+                <w:sz w:val="20"/>
+              </w:rPr>
+              <w:t>Component</w:t>
+            </w:r>
+          </w:p>
+        </w:tc>
+        <w:tc>
+          <w:tcPr>
+            <w:tcW w:type="dxa" w:w="2197"/>
+            <w:shd w:val="clear" w:color="auto" w:fill="BDD7EE"/>
+          </w:tcPr>
+          <w:p>
+            <w:r>
+              <w:rPr>
+                <w:rFonts w:ascii="Times New Roman" w:hAnsi="Times New Roman"/>
+                <w:b/>
+                <w:sz w:val="20"/>
+              </w:rPr>
+              <w:t>RAM</w:t>
+            </w:r>
+          </w:p>
+        </w:tc>
+        <w:tc>
+          <w:tcPr>
+            <w:tcW w:type="dxa" w:w="2197"/>
+            <w:shd w:val="clear" w:color="auto" w:fill="BDD7EE"/>
+          </w:tcPr>
+          <w:p>
+            <w:r>
+              <w:rPr>
+                <w:rFonts w:ascii="Times New Roman" w:hAnsi="Times New Roman"/>
+                <w:b/>
+                <w:sz w:val="20"/>
+              </w:rPr>
+              <w:t>CPU at Idle</w:t>
+            </w:r>
+          </w:p>
+        </w:tc>
+        <w:tc>
+          <w:tcPr>
+            <w:tcW w:type="dxa" w:w="2197"/>
+            <w:shd w:val="clear" w:color="auto" w:fill="BDD7EE"/>
+          </w:tcPr>
+          <w:p>
+            <w:r>
+              <w:rPr>
+                <w:rFonts w:ascii="Times New Roman" w:hAnsi="Times New Roman"/>
+                <w:b/>
+                <w:sz w:val="20"/>
+              </w:rPr>
+              <w:t>Notes</w:t>
+            </w:r>
+          </w:p>
+        </w:tc>
+      </w:tr>
+      <w:tr>
+        <w:tc>
+          <w:tcPr>
+            <w:tcW w:type="dxa" w:w="2197"/>
+            <w:shd w:val="clear" w:color="auto" w:fill="F2F2F2"/>
+          </w:tcPr>
+          <w:p>
+            <w:r>
+              <w:rPr>
+                <w:rFonts w:ascii="Times New Roman" w:hAnsi="Times New Roman"/>
+                <w:sz w:val="18"/>
+              </w:rPr>
+              <w:t>Python interpreter + Jarvis modules</w:t>
+            </w:r>
+          </w:p>
+        </w:tc>
+        <w:tc>
+          <w:tcPr>
+            <w:tcW w:type="dxa" w:w="2197"/>
+            <w:shd w:val="clear" w:color="auto" w:fill="F2F2F2"/>
+          </w:tcPr>
+          <w:p>
+            <w:r>
+              <w:rPr>
+                <w:rFonts w:ascii="Times New Roman" w:hAnsi="Times New Roman"/>
+                <w:sz w:val="18"/>
+              </w:rPr>
+              <w:t>~120 MB</w:t>
+            </w:r>
+          </w:p>
+        </w:tc>
+        <w:tc>
+          <w:tcPr>
+            <w:tcW w:type="dxa" w:w="2197"/>
+            <w:shd w:val="clear" w:color="auto" w:fill="F2F2F2"/>
+          </w:tcPr>
+          <w:p>
+            <w:r>
+              <w:rPr>
+                <w:rFonts w:ascii="Times New Roman" w:hAnsi="Times New Roman"/>
+                <w:sz w:val="18"/>
+              </w:rPr>
+              <w:t>0%</w:t>
+            </w:r>
+          </w:p>
+        </w:tc>
+        <w:tc>
+          <w:tcPr>
+            <w:tcW w:type="dxa" w:w="2197"/>
+            <w:shd w:val="clear" w:color="auto" w:fill="F2F2F2"/>
+          </w:tcPr>
+          <w:p>
+            <w:r>
+              <w:rPr>
+                <w:rFonts w:ascii="Times New Roman" w:hAnsi="Times New Roman"/>
+                <w:sz w:val="18"/>
+              </w:rPr>
+              <w:t>Base process</w:t>
+            </w:r>
+          </w:p>
+        </w:tc>
+      </w:tr>
+      <w:tr>
+        <w:tc>
+          <w:tcPr>
+            <w:tcW w:type="dxa" w:w="2197"/>
+          </w:tcPr>
+          <w:p>
+            <w:r>
+              <w:rPr>
+                <w:rFonts w:ascii="Times New Roman" w:hAnsi="Times New Roman"/>
+                <w:sz w:val="18"/>
+              </w:rPr>
+              <w:t>OpenWakeWord ONNX (English wake)</w:t>
+            </w:r>
+          </w:p>
+        </w:tc>
+        <w:tc>
+          <w:tcPr>
+            <w:tcW w:type="dxa" w:w="2197"/>
+          </w:tcPr>
+          <w:p>
+            <w:r>
+              <w:rPr>
+                <w:rFonts w:ascii="Times New Roman" w:hAnsi="Times New Roman"/>
+                <w:sz w:val="18"/>
+              </w:rPr>
+              <w:t>~40 MB</w:t>
+            </w:r>
+          </w:p>
+        </w:tc>
+        <w:tc>
+          <w:tcPr>
+            <w:tcW w:type="dxa" w:w="2197"/>
+          </w:tcPr>
+          <w:p>
+            <w:r>
+              <w:rPr>
+                <w:rFonts w:ascii="Times New Roman" w:hAnsi="Times New Roman"/>
+                <w:sz w:val="18"/>
+              </w:rPr>
+              <w:t>2-5%</w:t>
+            </w:r>
+          </w:p>
+        </w:tc>
+        <w:tc>
+          <w:tcPr>
+            <w:tcW w:type="dxa" w:w="2197"/>
+          </w:tcPr>
+          <w:p>
+            <w:r>
+              <w:rPr>
+                <w:rFonts w:ascii="Times New Roman" w:hAnsi="Times New Roman"/>
+                <w:sz w:val="18"/>
+              </w:rPr>
+              <w:t>Always-on, 4 frames/sec mel + embed + classifier</w:t>
+            </w:r>
+          </w:p>
+        </w:tc>
+      </w:tr>
+      <w:tr>
+        <w:tc>
+          <w:tcPr>
+            <w:tcW w:type="dxa" w:w="2197"/>
+            <w:shd w:val="clear" w:color="auto" w:fill="F2F2F2"/>
+          </w:tcPr>
+          <w:p>
+            <w:r>
+              <w:rPr>
+                <w:rFonts w:ascii="Times New Roman" w:hAnsi="Times New Roman"/>
+                <w:sz w:val="18"/>
+              </w:rPr>
+              <w:t>Whisper-tiny (Arabic wake STT)</w:t>
+            </w:r>
+          </w:p>
+        </w:tc>
+        <w:tc>
+          <w:tcPr>
+            <w:tcW w:type="dxa" w:w="2197"/>
+            <w:shd w:val="clear" w:color="auto" w:fill="F2F2F2"/>
+          </w:tcPr>
+          <w:p>
+            <w:r>
+              <w:rPr>
+                <w:rFonts w:ascii="Times New Roman" w:hAnsi="Times New Roman"/>
+                <w:sz w:val="18"/>
+              </w:rPr>
+              <w:t>~75 MB</w:t>
+            </w:r>
+          </w:p>
+        </w:tc>
+        <w:tc>
+          <w:tcPr>
+            <w:tcW w:type="dxa" w:w="2197"/>
+            <w:shd w:val="clear" w:color="auto" w:fill="F2F2F2"/>
+          </w:tcPr>
+          <w:p>
+            <w:r>
+              <w:rPr>
+                <w:rFonts w:ascii="Times New Roman" w:hAnsi="Times New Roman"/>
+                <w:sz w:val="18"/>
+              </w:rPr>
+              <w:t>3-8% during chunk eval</w:t>
+            </w:r>
+          </w:p>
+        </w:tc>
+        <w:tc>
+          <w:tcPr>
+            <w:tcW w:type="dxa" w:w="2197"/>
+            <w:shd w:val="clear" w:color="auto" w:fill="F2F2F2"/>
+          </w:tcPr>
+          <w:p>
+            <w:r>
+              <w:rPr>
+                <w:rFonts w:ascii="Times New Roman" w:hAnsi="Times New Roman"/>
+                <w:sz w:val="18"/>
+              </w:rPr>
+              <w:t>int8 on CPU. Loaded only if AR wake enabled</w:t>
+            </w:r>
+          </w:p>
+        </w:tc>
+      </w:tr>
+      <w:tr>
+        <w:tc>
+          <w:tcPr>
+            <w:tcW w:type="dxa" w:w="2197"/>
+          </w:tcPr>
+          <w:p>
+            <w:r>
+              <w:rPr>
+                <w:rFonts w:ascii="Times New Roman" w:hAnsi="Times New Roman"/>
+                <w:sz w:val="18"/>
+              </w:rPr>
+              <w:t>Whisper-small (STT)</w:t>
+            </w:r>
+          </w:p>
+        </w:tc>
+        <w:tc>
+          <w:tcPr>
+            <w:tcW w:type="dxa" w:w="2197"/>
+          </w:tcPr>
+          <w:p>
+            <w:r>
+              <w:rPr>
+                <w:rFonts w:ascii="Times New Roman" w:hAnsi="Times New Roman"/>
+                <w:sz w:val="18"/>
+              </w:rPr>
+              <w:t>~480 MB</w:t>
+            </w:r>
+          </w:p>
+        </w:tc>
+        <w:tc>
+          <w:tcPr>
+            <w:tcW w:type="dxa" w:w="2197"/>
+          </w:tcPr>
+          <w:p>
+            <w:r>
+              <w:rPr>
+                <w:rFonts w:ascii="Times New Roman" w:hAnsi="Times New Roman"/>
+                <w:sz w:val="18"/>
+              </w:rPr>
+              <w:t>0% idle</w:t>
+            </w:r>
+          </w:p>
+        </w:tc>
+        <w:tc>
+          <w:tcPr>
+            <w:tcW w:type="dxa" w:w="2197"/>
+          </w:tcPr>
+          <w:p>
+            <w:r>
+              <w:rPr>
+                <w:rFonts w:ascii="Times New Roman" w:hAnsi="Times New Roman"/>
+                <w:sz w:val="18"/>
+              </w:rPr>
+              <w:t>Loaded at startup via prewarm. int8 quantized</w:t>
+            </w:r>
+          </w:p>
+        </w:tc>
+      </w:tr>
+      <w:tr>
+        <w:tc>
+          <w:tcPr>
+            <w:tcW w:type="dxa" w:w="2197"/>
+            <w:shd w:val="clear" w:color="auto" w:fill="F2F2F2"/>
+          </w:tcPr>
+          <w:p>
+            <w:r>
+              <w:rPr>
+                <w:rFonts w:ascii="Times New Roman" w:hAnsi="Times New Roman"/>
+                <w:sz w:val="18"/>
+              </w:rPr>
+              <w:t>edge-tts (HTTP only)</w:t>
+            </w:r>
+          </w:p>
+        </w:tc>
+        <w:tc>
+          <w:tcPr>
+            <w:tcW w:type="dxa" w:w="2197"/>
+            <w:shd w:val="clear" w:color="auto" w:fill="F2F2F2"/>
+          </w:tcPr>
+          <w:p>
+            <w:r>
+              <w:rPr>
+                <w:rFonts w:ascii="Times New Roman" w:hAnsi="Times New Roman"/>
+                <w:sz w:val="18"/>
+              </w:rPr>
+              <w:t>~5 MB</w:t>
+            </w:r>
+          </w:p>
+        </w:tc>
+        <w:tc>
+          <w:tcPr>
+            <w:tcW w:type="dxa" w:w="2197"/>
+            <w:shd w:val="clear" w:color="auto" w:fill="F2F2F2"/>
+          </w:tcPr>
+          <w:p>
+            <w:r>
+              <w:rPr>
+                <w:rFonts w:ascii="Times New Roman" w:hAnsi="Times New Roman"/>
+                <w:sz w:val="18"/>
+              </w:rPr>
+              <w:t>0%</w:t>
+            </w:r>
+          </w:p>
+        </w:tc>
+        <w:tc>
+          <w:tcPr>
+            <w:tcW w:type="dxa" w:w="2197"/>
+            <w:shd w:val="clear" w:color="auto" w:fill="F2F2F2"/>
+          </w:tcPr>
+          <w:p>
+            <w:r>
+              <w:rPr>
+                <w:rFonts w:ascii="Times New Roman" w:hAnsi="Times New Roman"/>
+                <w:sz w:val="18"/>
+              </w:rPr>
+              <w:t>Microsoft cloud — no local inference</w:t>
+            </w:r>
+          </w:p>
+        </w:tc>
+      </w:tr>
+      <w:tr>
+        <w:tc>
+          <w:tcPr>
+            <w:tcW w:type="dxa" w:w="2197"/>
+          </w:tcPr>
+          <w:p>
+            <w:r>
+              <w:rPr>
+                <w:rFonts w:ascii="Times New Roman" w:hAnsi="Times New Roman"/>
+                <w:sz w:val="18"/>
+              </w:rPr>
+              <w:t>paraphrase-multilingual-MiniLM (semantic)</w:t>
+            </w:r>
+          </w:p>
+        </w:tc>
+        <w:tc>
+          <w:tcPr>
+            <w:tcW w:type="dxa" w:w="2197"/>
+          </w:tcPr>
+          <w:p>
+            <w:r>
+              <w:rPr>
+                <w:rFonts w:ascii="Times New Roman" w:hAnsi="Times New Roman"/>
+                <w:sz w:val="18"/>
+              </w:rPr>
+              <w:t>~470 MB</w:t>
+            </w:r>
+          </w:p>
+        </w:tc>
+        <w:tc>
+          <w:tcPr>
+            <w:tcW w:type="dxa" w:w="2197"/>
+          </w:tcPr>
+          <w:p>
+            <w:r>
+              <w:rPr>
+                <w:rFonts w:ascii="Times New Roman" w:hAnsi="Times New Roman"/>
+                <w:sz w:val="18"/>
+              </w:rPr>
+              <w:t>0% idle</w:t>
+            </w:r>
+          </w:p>
+        </w:tc>
+        <w:tc>
+          <w:tcPr>
+            <w:tcW w:type="dxa" w:w="2197"/>
+          </w:tcPr>
+          <w:p>
+            <w:r>
+              <w:rPr>
+                <w:rFonts w:ascii="Times New Roman" w:hAnsi="Times New Roman"/>
+                <w:sz w:val="18"/>
+              </w:rPr>
+              <w:t>Loaded at startup if JARVIS_SEMANTIC_ROUTER_ENABLED=true</w:t>
+            </w:r>
+          </w:p>
+        </w:tc>
+      </w:tr>
+      <w:tr>
+        <w:tc>
+          <w:tcPr>
+            <w:tcW w:type="dxa" w:w="2197"/>
+            <w:shd w:val="clear" w:color="auto" w:fill="F2F2F2"/>
+          </w:tcPr>
+          <w:p>
+            <w:r>
+              <w:rPr>
+                <w:rFonts w:ascii="Times New Roman" w:hAnsi="Times New Roman"/>
+                <w:sz w:val="18"/>
+              </w:rPr>
+              <w:t>all-MiniLM-L6-v2 (KB embeddings)</w:t>
+            </w:r>
+          </w:p>
+        </w:tc>
+        <w:tc>
+          <w:tcPr>
+            <w:tcW w:type="dxa" w:w="2197"/>
+            <w:shd w:val="clear" w:color="auto" w:fill="F2F2F2"/>
+          </w:tcPr>
+          <w:p>
+            <w:r>
+              <w:rPr>
+                <w:rFonts w:ascii="Times New Roman" w:hAnsi="Times New Roman"/>
+                <w:sz w:val="18"/>
+              </w:rPr>
+              <w:t>~90 MB</w:t>
+            </w:r>
+          </w:p>
+        </w:tc>
+        <w:tc>
+          <w:tcPr>
+            <w:tcW w:type="dxa" w:w="2197"/>
+            <w:shd w:val="clear" w:color="auto" w:fill="F2F2F2"/>
+          </w:tcPr>
+          <w:p>
+            <w:r>
+              <w:rPr>
+                <w:rFonts w:ascii="Times New Roman" w:hAnsi="Times New Roman"/>
+                <w:sz w:val="18"/>
+              </w:rPr>
+              <w:t>0% idle</w:t>
+            </w:r>
+          </w:p>
+        </w:tc>
+        <w:tc>
+          <w:tcPr>
+            <w:tcW w:type="dxa" w:w="2197"/>
+            <w:shd w:val="clear" w:color="auto" w:fill="F2F2F2"/>
+          </w:tcPr>
+          <w:p>
+            <w:r>
+              <w:rPr>
+                <w:rFonts w:ascii="Times New Roman" w:hAnsi="Times New Roman"/>
+                <w:sz w:val="18"/>
+              </w:rPr>
+              <w:t>Lazy-loaded on first KB call</w:t>
+            </w:r>
+          </w:p>
+        </w:tc>
+      </w:tr>
+      <w:tr>
+        <w:tc>
+          <w:tcPr>
+            <w:tcW w:type="dxa" w:w="2197"/>
+          </w:tcPr>
+          <w:p>
+            <w:r>
+              <w:rPr>
+                <w:rFonts w:ascii="Times New Roman" w:hAnsi="Times New Roman"/>
+                <w:sz w:val="18"/>
+              </w:rPr>
+              <w:t>Ollama + qwen3:4b in RAM</w:t>
+            </w:r>
+          </w:p>
+        </w:tc>
+        <w:tc>
+          <w:tcPr>
+            <w:tcW w:type="dxa" w:w="2197"/>
+          </w:tcPr>
+          <w:p>
+            <w:r>
+              <w:rPr>
+                <w:rFonts w:ascii="Times New Roman" w:hAnsi="Times New Roman"/>
+                <w:sz w:val="18"/>
+              </w:rPr>
+              <w:t>~2.6 GB</w:t>
+            </w:r>
+          </w:p>
+        </w:tc>
+        <w:tc>
+          <w:tcPr>
+            <w:tcW w:type="dxa" w:w="2197"/>
+          </w:tcPr>
+          <w:p>
+            <w:r>
+              <w:rPr>
+                <w:rFonts w:ascii="Times New Roman" w:hAnsi="Times New Roman"/>
+                <w:sz w:val="18"/>
+              </w:rPr>
+              <w:t>0% idle</w:t>
+            </w:r>
+          </w:p>
+        </w:tc>
+        <w:tc>
+          <w:tcPr>
+            <w:tcW w:type="dxa" w:w="2197"/>
+          </w:tcPr>
+          <w:p>
+            <w:r>
+              <w:rPr>
+                <w:rFonts w:ascii="Times New Roman" w:hAnsi="Times New Roman"/>
+                <w:sz w:val="18"/>
+              </w:rPr>
+              <w:t>Separate process. Auto-started by orchestrator.</w:t>
+            </w:r>
+          </w:p>
+        </w:tc>
+      </w:tr>
+      <w:tr>
+        <w:tc>
+          <w:tcPr>
+            <w:tcW w:type="dxa" w:w="2197"/>
+            <w:shd w:val="clear" w:color="auto" w:fill="F2F2F2"/>
+          </w:tcPr>
+          <w:p>
+            <w:r>
+              <w:rPr>
+                <w:rFonts w:ascii="Times New Roman" w:hAnsi="Times New Roman"/>
+                <w:sz w:val="18"/>
+              </w:rPr>
+              <w:t>TOTAL resident</w:t>
+            </w:r>
+          </w:p>
+        </w:tc>
+        <w:tc>
+          <w:tcPr>
+            <w:tcW w:type="dxa" w:w="2197"/>
+            <w:shd w:val="clear" w:color="auto" w:fill="F2F2F2"/>
+          </w:tcPr>
+          <w:p>
+            <w:r>
+              <w:rPr>
+                <w:rFonts w:ascii="Times New Roman" w:hAnsi="Times New Roman"/>
+                <w:sz w:val="18"/>
+              </w:rPr>
+              <w:t>~3.6 GB</w:t>
+            </w:r>
+          </w:p>
+        </w:tc>
+        <w:tc>
+          <w:tcPr>
+            <w:tcW w:type="dxa" w:w="2197"/>
+            <w:shd w:val="clear" w:color="auto" w:fill="F2F2F2"/>
+          </w:tcPr>
+          <w:p>
+            <w:r>
+              <w:rPr>
+                <w:rFonts w:ascii="Times New Roman" w:hAnsi="Times New Roman"/>
+                <w:sz w:val="18"/>
+              </w:rPr>
+              <w:t>~5%</w:t>
+            </w:r>
+          </w:p>
+        </w:tc>
+        <w:tc>
+          <w:tcPr>
+            <w:tcW w:type="dxa" w:w="2197"/>
+            <w:shd w:val="clear" w:color="auto" w:fill="F2F2F2"/>
+          </w:tcPr>
+          <w:p>
+            <w:r>
+              <w:rPr>
+                <w:rFonts w:ascii="Times New Roman" w:hAnsi="Times New Roman"/>
+                <w:sz w:val="18"/>
+              </w:rPr>
+              <w:t>Comfortable on 8 GB RAM, headroom on 16 GB</w:t>
+            </w:r>
+          </w:p>
+        </w:tc>
+      </w:tr>
+    </w:tbl>
+    <w:p>
+      <w:pPr>
+        <w:jc w:val="center"/>
+      </w:pPr>
+      <w:r>
+        <w:rPr>
+          <w:rFonts w:ascii="Times New Roman" w:hAnsi="Times New Roman"/>
+          <w:b/>
+          <w:i/>
+          <w:sz w:val="20"/>
+        </w:rPr>
+        <w:t>Table 5.1 — Resident Memory After Startup</w:t>
+      </w:r>
+    </w:p>
+    <w:p>
+      <w:pPr>
+        <w:jc w:val="both"/>
+        <w:spacing w:after="120" w:line="480" w:lineRule="auto"/>
+        <w:ind w:firstLine="720"/>
+      </w:pPr>
+      <w:r>
+        <w:rPr>
+          <w:rFonts w:ascii="Times New Roman" w:hAnsi="Times New Roman"/>
+          <w:b w:val="0"/>
+          <w:i w:val="0"/>
+          <w:sz w:val="24"/>
+        </w:rPr>
+        <w:t>The table below shows CPU and RAM spikes for each processing stage during active use. Wall-time values represent typical durations on the reference hardware.</w:t>
+      </w:r>
+    </w:p>
+    <w:tbl>
+      <w:tblPr>
+        <w:tblStyle w:val="TableGrid"/>
+        <w:tblW w:type="auto" w:w="0"/>
+        <w:tblLook w:firstColumn="1" w:firstRow="1" w:lastColumn="0" w:lastRow="0" w:noHBand="0" w:noVBand="1" w:val="04A0"/>
+      </w:tblPr>
+      <w:tblGrid>
+        <w:gridCol w:w="2197"/>
+        <w:gridCol w:w="2197"/>
+        <w:gridCol w:w="2197"/>
+        <w:gridCol w:w="2197"/>
+      </w:tblGrid>
+      <w:tr>
+        <w:tc>
+          <w:tcPr>
+            <w:tcW w:type="dxa" w:w="2197"/>
+            <w:shd w:val="clear" w:color="auto" w:fill="BDD7EE"/>
+          </w:tcPr>
+          <w:p>
+            <w:r>
+              <w:rPr>
+                <w:rFonts w:ascii="Times New Roman" w:hAnsi="Times New Roman"/>
+                <w:b/>
+                <w:sz w:val="20"/>
+              </w:rPr>
+              <w:t>Stage</w:t>
+            </w:r>
+          </w:p>
+        </w:tc>
+        <w:tc>
+          <w:tcPr>
+            <w:tcW w:type="dxa" w:w="2197"/>
+            <w:shd w:val="clear" w:color="auto" w:fill="BDD7EE"/>
+          </w:tcPr>
+          <w:p>
+            <w:r>
+              <w:rPr>
+                <w:rFonts w:ascii="Times New Roman" w:hAnsi="Times New Roman"/>
+                <w:b/>
+                <w:sz w:val="20"/>
+              </w:rPr>
+              <w:t>CPU Spike</w:t>
+            </w:r>
+          </w:p>
+        </w:tc>
+        <w:tc>
+          <w:tcPr>
+            <w:tcW w:type="dxa" w:w="2197"/>
+            <w:shd w:val="clear" w:color="auto" w:fill="BDD7EE"/>
+          </w:tcPr>
+          <w:p>
+            <w:r>
+              <w:rPr>
+                <w:rFonts w:ascii="Times New Roman" w:hAnsi="Times New Roman"/>
+                <w:b/>
+                <w:sz w:val="20"/>
+              </w:rPr>
+              <w:t>Extra RAM</w:t>
+            </w:r>
+          </w:p>
+        </w:tc>
+        <w:tc>
+          <w:tcPr>
+            <w:tcW w:type="dxa" w:w="2197"/>
+            <w:shd w:val="clear" w:color="auto" w:fill="BDD7EE"/>
+          </w:tcPr>
+          <w:p>
+            <w:r>
+              <w:rPr>
+                <w:rFonts w:ascii="Times New Roman" w:hAnsi="Times New Roman"/>
+                <w:b/>
+                <w:sz w:val="20"/>
+              </w:rPr>
+              <w:t>Wall Time</w:t>
+            </w:r>
+          </w:p>
+        </w:tc>
+      </w:tr>
+      <w:tr>
+        <w:tc>
+          <w:tcPr>
+            <w:tcW w:type="dxa" w:w="2197"/>
+            <w:shd w:val="clear" w:color="auto" w:fill="F2F2F2"/>
+          </w:tcPr>
+          <w:p>
+            <w:r>
+              <w:rPr>
+                <w:rFonts w:ascii="Times New Roman" w:hAnsi="Times New Roman"/>
+                <w:sz w:val="18"/>
+              </w:rPr>
+              <w:t>Wake detection (English ONNX)</w:t>
+            </w:r>
+          </w:p>
+        </w:tc>
+        <w:tc>
+          <w:tcPr>
+            <w:tcW w:type="dxa" w:w="2197"/>
+            <w:shd w:val="clear" w:color="auto" w:fill="F2F2F2"/>
+          </w:tcPr>
+          <w:p>
+            <w:r>
+              <w:rPr>
+                <w:rFonts w:ascii="Times New Roman" w:hAnsi="Times New Roman"/>
+                <w:sz w:val="18"/>
+              </w:rPr>
+              <w:t>5-10%</w:t>
+            </w:r>
+          </w:p>
+        </w:tc>
+        <w:tc>
+          <w:tcPr>
+            <w:tcW w:type="dxa" w:w="2197"/>
+            <w:shd w:val="clear" w:color="auto" w:fill="F2F2F2"/>
+          </w:tcPr>
+          <w:p>
+            <w:r>
+              <w:rPr>
+                <w:rFonts w:ascii="Times New Roman" w:hAnsi="Times New Roman"/>
+                <w:sz w:val="18"/>
+              </w:rPr>
+              <w:t>0 MB</w:t>
+            </w:r>
+          </w:p>
+        </w:tc>
+        <w:tc>
+          <w:tcPr>
+            <w:tcW w:type="dxa" w:w="2197"/>
+            <w:shd w:val="clear" w:color="auto" w:fill="F2F2F2"/>
+          </w:tcPr>
+          <w:p>
+            <w:r>
+              <w:rPr>
+                <w:rFonts w:ascii="Times New Roman" w:hAnsi="Times New Roman"/>
+                <w:sz w:val="18"/>
+              </w:rPr>
+              <w:t>~25 ms per frame</w:t>
+            </w:r>
+          </w:p>
+        </w:tc>
+      </w:tr>
+      <w:tr>
+        <w:tc>
+          <w:tcPr>
+            <w:tcW w:type="dxa" w:w="2197"/>
+          </w:tcPr>
+          <w:p>
+            <w:r>
+              <w:rPr>
+                <w:rFonts w:ascii="Times New Roman" w:hAnsi="Times New Roman"/>
+                <w:sz w:val="18"/>
+              </w:rPr>
+              <w:t>Wake detection (Arabic Whisper-tiny)</w:t>
+            </w:r>
+          </w:p>
+        </w:tc>
+        <w:tc>
+          <w:tcPr>
+            <w:tcW w:type="dxa" w:w="2197"/>
+          </w:tcPr>
+          <w:p>
+            <w:r>
+              <w:rPr>
+                <w:rFonts w:ascii="Times New Roman" w:hAnsi="Times New Roman"/>
+                <w:sz w:val="18"/>
+              </w:rPr>
+              <w:t>15-30% briefly</w:t>
+            </w:r>
+          </w:p>
+        </w:tc>
+        <w:tc>
+          <w:tcPr>
+            <w:tcW w:type="dxa" w:w="2197"/>
+          </w:tcPr>
+          <w:p>
+            <w:r>
+              <w:rPr>
+                <w:rFonts w:ascii="Times New Roman" w:hAnsi="Times New Roman"/>
+                <w:sz w:val="18"/>
+              </w:rPr>
+              <w:t>0 MB</w:t>
+            </w:r>
+          </w:p>
+        </w:tc>
+        <w:tc>
+          <w:tcPr>
+            <w:tcW w:type="dxa" w:w="2197"/>
+          </w:tcPr>
+          <w:p>
+            <w:r>
+              <w:rPr>
+                <w:rFonts w:ascii="Times New Roman" w:hAnsi="Times New Roman"/>
+                <w:sz w:val="18"/>
+              </w:rPr>
+              <w:t>~150-250 ms per chunk</w:t>
+            </w:r>
+          </w:p>
+        </w:tc>
+      </w:tr>
+      <w:tr>
+        <w:tc>
+          <w:tcPr>
+            <w:tcW w:type="dxa" w:w="2197"/>
+            <w:shd w:val="clear" w:color="auto" w:fill="F2F2F2"/>
+          </w:tcPr>
+          <w:p>
+            <w:r>
+              <w:rPr>
+                <w:rFonts w:ascii="Times New Roman" w:hAnsi="Times New Roman"/>
+                <w:sz w:val="18"/>
+              </w:rPr>
+              <w:t>VAD energy gate</w:t>
+            </w:r>
+          </w:p>
+        </w:tc>
+        <w:tc>
+          <w:tcPr>
+            <w:tcW w:type="dxa" w:w="2197"/>
+            <w:shd w:val="clear" w:color="auto" w:fill="F2F2F2"/>
+          </w:tcPr>
+          <w:p>
+            <w:r>
+              <w:rPr>
+                <w:rFonts w:ascii="Times New Roman" w:hAnsi="Times New Roman"/>
+                <w:sz w:val="18"/>
+              </w:rPr>
+              <w:t>&lt;1%</w:t>
+            </w:r>
+          </w:p>
+        </w:tc>
+        <w:tc>
+          <w:tcPr>
+            <w:tcW w:type="dxa" w:w="2197"/>
+            <w:shd w:val="clear" w:color="auto" w:fill="F2F2F2"/>
+          </w:tcPr>
+          <w:p>
+            <w:r>
+              <w:rPr>
+                <w:rFonts w:ascii="Times New Roman" w:hAnsi="Times New Roman"/>
+                <w:sz w:val="18"/>
+              </w:rPr>
+              <w:t>0 MB</w:t>
+            </w:r>
+          </w:p>
+        </w:tc>
+        <w:tc>
+          <w:tcPr>
+            <w:tcW w:type="dxa" w:w="2197"/>
+            <w:shd w:val="clear" w:color="auto" w:fill="F2F2F2"/>
+          </w:tcPr>
+          <w:p>
+            <w:r>
+              <w:rPr>
+                <w:rFonts w:ascii="Times New Roman" w:hAnsi="Times New Roman"/>
+                <w:sz w:val="18"/>
+              </w:rPr>
+              <w:t>10-20 ms</w:t>
+            </w:r>
+          </w:p>
+        </w:tc>
+      </w:tr>
+      <w:tr>
+        <w:tc>
+          <w:tcPr>
+            <w:tcW w:type="dxa" w:w="2197"/>
+          </w:tcPr>
+          <w:p>
+            <w:r>
+              <w:rPr>
+                <w:rFonts w:ascii="Times New Roman" w:hAnsi="Times New Roman"/>
+                <w:sz w:val="18"/>
+              </w:rPr>
+              <w:t>Mic recording</w:t>
+            </w:r>
+          </w:p>
+        </w:tc>
+        <w:tc>
+          <w:tcPr>
+            <w:tcW w:type="dxa" w:w="2197"/>
+          </w:tcPr>
+          <w:p>
+            <w:r>
+              <w:rPr>
+                <w:rFonts w:ascii="Times New Roman" w:hAnsi="Times New Roman"/>
+                <w:sz w:val="18"/>
+              </w:rPr>
+              <w:t>&lt;1%</w:t>
+            </w:r>
+          </w:p>
+        </w:tc>
+        <w:tc>
+          <w:tcPr>
+            <w:tcW w:type="dxa" w:w="2197"/>
+          </w:tcPr>
+          <w:p>
+            <w:r>
+              <w:rPr>
+                <w:rFonts w:ascii="Times New Roman" w:hAnsi="Times New Roman"/>
+                <w:sz w:val="18"/>
+              </w:rPr>
+              <w:t>0 MB</w:t>
+            </w:r>
+          </w:p>
+        </w:tc>
+        <w:tc>
+          <w:tcPr>
+            <w:tcW w:type="dxa" w:w="2197"/>
+          </w:tcPr>
+          <w:p>
+            <w:r>
+              <w:rPr>
+                <w:rFonts w:ascii="Times New Roman" w:hAnsi="Times New Roman"/>
+                <w:sz w:val="18"/>
+              </w:rPr>
+              <w:t>0.3 - 6 s (utterance-bound)</w:t>
+            </w:r>
+          </w:p>
+        </w:tc>
+      </w:tr>
+      <w:tr>
+        <w:tc>
+          <w:tcPr>
+            <w:tcW w:type="dxa" w:w="2197"/>
+            <w:shd w:val="clear" w:color="auto" w:fill="F2F2F2"/>
+          </w:tcPr>
+          <w:p>
+            <w:r>
+              <w:rPr>
+                <w:rFonts w:ascii="Times New Roman" w:hAnsi="Times New Roman"/>
+                <w:sz w:val="18"/>
+              </w:rPr>
+              <w:t>STT - Whisper-small (CPU int8)</w:t>
+            </w:r>
+          </w:p>
+        </w:tc>
+        <w:tc>
+          <w:tcPr>
+            <w:tcW w:type="dxa" w:w="2197"/>
+            <w:shd w:val="clear" w:color="auto" w:fill="F2F2F2"/>
+          </w:tcPr>
+          <w:p>
+            <w:r>
+              <w:rPr>
+                <w:rFonts w:ascii="Times New Roman" w:hAnsi="Times New Roman"/>
+                <w:sz w:val="18"/>
+              </w:rPr>
+              <w:t>60-95%</w:t>
+            </w:r>
+          </w:p>
+        </w:tc>
+        <w:tc>
+          <w:tcPr>
+            <w:tcW w:type="dxa" w:w="2197"/>
+            <w:shd w:val="clear" w:color="auto" w:fill="F2F2F2"/>
+          </w:tcPr>
+          <w:p>
+            <w:r>
+              <w:rPr>
+                <w:rFonts w:ascii="Times New Roman" w:hAnsi="Times New Roman"/>
+                <w:sz w:val="18"/>
+              </w:rPr>
+              <w:t>0 MB (preloaded)</w:t>
+            </w:r>
+          </w:p>
+        </w:tc>
+        <w:tc>
+          <w:tcPr>
+            <w:tcW w:type="dxa" w:w="2197"/>
+            <w:shd w:val="clear" w:color="auto" w:fill="F2F2F2"/>
+          </w:tcPr>
+          <w:p>
+            <w:r>
+              <w:rPr>
+                <w:rFonts w:ascii="Times New Roman" w:hAnsi="Times New Roman"/>
+                <w:sz w:val="18"/>
+              </w:rPr>
+              <w:t>~0.6-1.2 s for a 3 s utterance</w:t>
+            </w:r>
+          </w:p>
+        </w:tc>
+      </w:tr>
+      <w:tr>
+        <w:tc>
+          <w:tcPr>
+            <w:tcW w:type="dxa" w:w="2197"/>
+          </w:tcPr>
+          <w:p>
+            <w:r>
+              <w:rPr>
+                <w:rFonts w:ascii="Times New Roman" w:hAnsi="Times New Roman"/>
+                <w:sz w:val="18"/>
+              </w:rPr>
+              <w:t>STT - ElevenLabs cloud</w:t>
+            </w:r>
+          </w:p>
+        </w:tc>
+        <w:tc>
+          <w:tcPr>
+            <w:tcW w:type="dxa" w:w="2197"/>
+          </w:tcPr>
+          <w:p>
+            <w:r>
+              <w:rPr>
+                <w:rFonts w:ascii="Times New Roman" w:hAnsi="Times New Roman"/>
+                <w:sz w:val="18"/>
+              </w:rPr>
+              <w:t>&lt;5%</w:t>
+            </w:r>
+          </w:p>
+        </w:tc>
+        <w:tc>
+          <w:tcPr>
+            <w:tcW w:type="dxa" w:w="2197"/>
+          </w:tcPr>
+          <w:p>
+            <w:r>
+              <w:rPr>
+                <w:rFonts w:ascii="Times New Roman" w:hAnsi="Times New Roman"/>
+                <w:sz w:val="18"/>
+              </w:rPr>
+              <w:t>0 MB</w:t>
+            </w:r>
+          </w:p>
+        </w:tc>
+        <w:tc>
+          <w:tcPr>
+            <w:tcW w:type="dxa" w:w="2197"/>
+          </w:tcPr>
+          <w:p>
+            <w:r>
+              <w:rPr>
+                <w:rFonts w:ascii="Times New Roman" w:hAnsi="Times New Roman"/>
+                <w:sz w:val="18"/>
+              </w:rPr>
+              <w:t>~0.4-1.0 s (network bound)</w:t>
+            </w:r>
+          </w:p>
+        </w:tc>
+      </w:tr>
+      <w:tr>
+        <w:tc>
+          <w:tcPr>
+            <w:tcW w:type="dxa" w:w="2197"/>
+            <w:shd w:val="clear" w:color="auto" w:fill="F2F2F2"/>
+          </w:tcPr>
+          <w:p>
+            <w:r>
+              <w:rPr>
+                <w:rFonts w:ascii="Times New Roman" w:hAnsi="Times New Roman"/>
+                <w:sz w:val="18"/>
+              </w:rPr>
+              <w:t>Regex parser</w:t>
+            </w:r>
+          </w:p>
+        </w:tc>
+        <w:tc>
+          <w:tcPr>
+            <w:tcW w:type="dxa" w:w="2197"/>
+            <w:shd w:val="clear" w:color="auto" w:fill="F2F2F2"/>
+          </w:tcPr>
+          <w:p>
+            <w:r>
+              <w:rPr>
+                <w:rFonts w:ascii="Times New Roman" w:hAnsi="Times New Roman"/>
+                <w:sz w:val="18"/>
+              </w:rPr>
+              <w:t>&lt;1%</w:t>
+            </w:r>
+          </w:p>
+        </w:tc>
+        <w:tc>
+          <w:tcPr>
+            <w:tcW w:type="dxa" w:w="2197"/>
+            <w:shd w:val="clear" w:color="auto" w:fill="F2F2F2"/>
+          </w:tcPr>
+          <w:p>
+            <w:r>
+              <w:rPr>
+                <w:rFonts w:ascii="Times New Roman" w:hAnsi="Times New Roman"/>
+                <w:sz w:val="18"/>
+              </w:rPr>
+              <w:t>0 MB</w:t>
+            </w:r>
+          </w:p>
+        </w:tc>
+        <w:tc>
+          <w:tcPr>
+            <w:tcW w:type="dxa" w:w="2197"/>
+            <w:shd w:val="clear" w:color="auto" w:fill="F2F2F2"/>
+          </w:tcPr>
+          <w:p>
+            <w:r>
+              <w:rPr>
+                <w:rFonts w:ascii="Times New Roman" w:hAnsi="Times New Roman"/>
+                <w:sz w:val="18"/>
+              </w:rPr>
+              <w:t>&lt;1 ms</w:t>
+            </w:r>
+          </w:p>
+        </w:tc>
+      </w:tr>
+      <w:tr>
+        <w:tc>
+          <w:tcPr>
+            <w:tcW w:type="dxa" w:w="2197"/>
+          </w:tcPr>
+          <w:p>
+            <w:r>
+              <w:rPr>
+                <w:rFonts w:ascii="Times New Roman" w:hAnsi="Times New Roman"/>
+                <w:sz w:val="18"/>
+              </w:rPr>
+              <w:t>Semantic router classify</w:t>
+            </w:r>
+          </w:p>
+        </w:tc>
+        <w:tc>
+          <w:tcPr>
+            <w:tcW w:type="dxa" w:w="2197"/>
+          </w:tcPr>
+          <w:p>
+            <w:r>
+              <w:rPr>
+                <w:rFonts w:ascii="Times New Roman" w:hAnsi="Times New Roman"/>
+                <w:sz w:val="18"/>
+              </w:rPr>
+              <w:t>5-15% briefly</w:t>
+            </w:r>
+          </w:p>
+        </w:tc>
+        <w:tc>
+          <w:tcPr>
+            <w:tcW w:type="dxa" w:w="2197"/>
+          </w:tcPr>
+          <w:p>
+            <w:r>
+              <w:rPr>
+                <w:rFonts w:ascii="Times New Roman" w:hAnsi="Times New Roman"/>
+                <w:sz w:val="18"/>
+              </w:rPr>
+              <w:t>0 MB</w:t>
+            </w:r>
+          </w:p>
+        </w:tc>
+        <w:tc>
+          <w:tcPr>
+            <w:tcW w:type="dxa" w:w="2197"/>
+          </w:tcPr>
+          <w:p>
+            <w:r>
+              <w:rPr>
+                <w:rFonts w:ascii="Times New Roman" w:hAnsi="Times New Roman"/>
+                <w:sz w:val="18"/>
+              </w:rPr>
+              <w:t>~5-15 ms</w:t>
+            </w:r>
+          </w:p>
+        </w:tc>
+      </w:tr>
+      <w:tr>
+        <w:tc>
+          <w:tcPr>
+            <w:tcW w:type="dxa" w:w="2197"/>
+            <w:shd w:val="clear" w:color="auto" w:fill="F2F2F2"/>
+          </w:tcPr>
+          <w:p>
+            <w:r>
+              <w:rPr>
+                <w:rFonts w:ascii="Times New Roman" w:hAnsi="Times New Roman"/>
+                <w:sz w:val="18"/>
+              </w:rPr>
+              <w:t>Keyword fuzzy matcher (rapidfuzz)</w:t>
+            </w:r>
+          </w:p>
+        </w:tc>
+        <w:tc>
+          <w:tcPr>
+            <w:tcW w:type="dxa" w:w="2197"/>
+            <w:shd w:val="clear" w:color="auto" w:fill="F2F2F2"/>
+          </w:tcPr>
+          <w:p>
+            <w:r>
+              <w:rPr>
+                <w:rFonts w:ascii="Times New Roman" w:hAnsi="Times New Roman"/>
+                <w:sz w:val="18"/>
+              </w:rPr>
+              <w:t>2-5%</w:t>
+            </w:r>
+          </w:p>
+        </w:tc>
+        <w:tc>
+          <w:tcPr>
+            <w:tcW w:type="dxa" w:w="2197"/>
+            <w:shd w:val="clear" w:color="auto" w:fill="F2F2F2"/>
+          </w:tcPr>
+          <w:p>
+            <w:r>
+              <w:rPr>
+                <w:rFonts w:ascii="Times New Roman" w:hAnsi="Times New Roman"/>
+                <w:sz w:val="18"/>
+              </w:rPr>
+              <w:t>0 MB</w:t>
+            </w:r>
+          </w:p>
+        </w:tc>
+        <w:tc>
+          <w:tcPr>
+            <w:tcW w:type="dxa" w:w="2197"/>
+            <w:shd w:val="clear" w:color="auto" w:fill="F2F2F2"/>
+          </w:tcPr>
+          <w:p>
+            <w:r>
+              <w:rPr>
+                <w:rFonts w:ascii="Times New Roman" w:hAnsi="Times New Roman"/>
+                <w:sz w:val="18"/>
+              </w:rPr>
+              <w:t>~2-5 ms</w:t>
+            </w:r>
+          </w:p>
+        </w:tc>
+      </w:tr>
+      <w:tr>
+        <w:tc>
+          <w:tcPr>
+            <w:tcW w:type="dxa" w:w="2197"/>
+          </w:tcPr>
+          <w:p>
+            <w:r>
+              <w:rPr>
+                <w:rFonts w:ascii="Times New Roman" w:hAnsi="Times New Roman"/>
+                <w:sz w:val="18"/>
+              </w:rPr>
+              <w:t>Action dispatch (e.g., open Chrome)</w:t>
+            </w:r>
+          </w:p>
+        </w:tc>
+        <w:tc>
+          <w:tcPr>
+            <w:tcW w:type="dxa" w:w="2197"/>
+          </w:tcPr>
+          <w:p>
+            <w:r>
+              <w:rPr>
+                <w:rFonts w:ascii="Times New Roman" w:hAnsi="Times New Roman"/>
+                <w:sz w:val="18"/>
+              </w:rPr>
+              <w:t>5-15%</w:t>
+            </w:r>
+          </w:p>
+        </w:tc>
+        <w:tc>
+          <w:tcPr>
+            <w:tcW w:type="dxa" w:w="2197"/>
+          </w:tcPr>
+          <w:p>
+            <w:r>
+              <w:rPr>
+                <w:rFonts w:ascii="Times New Roman" w:hAnsi="Times New Roman"/>
+                <w:sz w:val="18"/>
+              </w:rPr>
+              <w:t>0 MB</w:t>
+            </w:r>
+          </w:p>
+        </w:tc>
+        <w:tc>
+          <w:tcPr>
+            <w:tcW w:type="dxa" w:w="2197"/>
+          </w:tcPr>
+          <w:p>
+            <w:r>
+              <w:rPr>
+                <w:rFonts w:ascii="Times New Roman" w:hAnsi="Times New Roman"/>
+                <w:sz w:val="18"/>
+              </w:rPr>
+              <w:t>10-80 ms</w:t>
+            </w:r>
+          </w:p>
+        </w:tc>
+      </w:tr>
+      <w:tr>
+        <w:tc>
+          <w:tcPr>
+            <w:tcW w:type="dxa" w:w="2197"/>
+            <w:shd w:val="clear" w:color="auto" w:fill="F2F2F2"/>
+          </w:tcPr>
+          <w:p>
+            <w:r>
+              <w:rPr>
+                <w:rFonts w:ascii="Times New Roman" w:hAnsi="Times New Roman"/>
+                <w:sz w:val="18"/>
+              </w:rPr>
+              <w:t>PowerShell bridge invoke</w:t>
+            </w:r>
+          </w:p>
+        </w:tc>
+        <w:tc>
+          <w:tcPr>
+            <w:tcW w:type="dxa" w:w="2197"/>
+            <w:shd w:val="clear" w:color="auto" w:fill="F2F2F2"/>
+          </w:tcPr>
+          <w:p>
+            <w:r>
+              <w:rPr>
+                <w:rFonts w:ascii="Times New Roman" w:hAnsi="Times New Roman"/>
+                <w:sz w:val="18"/>
+              </w:rPr>
+              <w:t>10-30% briefly</w:t>
+            </w:r>
+          </w:p>
+        </w:tc>
+        <w:tc>
+          <w:tcPr>
+            <w:tcW w:type="dxa" w:w="2197"/>
+            <w:shd w:val="clear" w:color="auto" w:fill="F2F2F2"/>
+          </w:tcPr>
+          <w:p>
+            <w:r>
+              <w:rPr>
+                <w:rFonts w:ascii="Times New Roman" w:hAnsi="Times New Roman"/>
+                <w:sz w:val="18"/>
+              </w:rPr>
+              <w:t>~30 MB</w:t>
+            </w:r>
+          </w:p>
+        </w:tc>
+        <w:tc>
+          <w:tcPr>
+            <w:tcW w:type="dxa" w:w="2197"/>
+            <w:shd w:val="clear" w:color="auto" w:fill="F2F2F2"/>
+          </w:tcPr>
+          <w:p>
+            <w:r>
+              <w:rPr>
+                <w:rFonts w:ascii="Times New Roman" w:hAnsi="Times New Roman"/>
+                <w:sz w:val="18"/>
+              </w:rPr>
+              <w:t>~150-400 ms</w:t>
+            </w:r>
+          </w:p>
+        </w:tc>
+      </w:tr>
+      <w:tr>
+        <w:tc>
+          <w:tcPr>
+            <w:tcW w:type="dxa" w:w="2197"/>
+          </w:tcPr>
+          <w:p>
+            <w:r>
+              <w:rPr>
+                <w:rFonts w:ascii="Times New Roman" w:hAnsi="Times New Roman"/>
+                <w:sz w:val="18"/>
+              </w:rPr>
+              <w:t>Tool fetch (weather/web search)</w:t>
+            </w:r>
+          </w:p>
+        </w:tc>
+        <w:tc>
+          <w:tcPr>
+            <w:tcW w:type="dxa" w:w="2197"/>
+          </w:tcPr>
+          <w:p>
+            <w:r>
+              <w:rPr>
+                <w:rFonts w:ascii="Times New Roman" w:hAnsi="Times New Roman"/>
+                <w:sz w:val="18"/>
+              </w:rPr>
+              <w:t>&lt;5%</w:t>
+            </w:r>
+          </w:p>
+        </w:tc>
+        <w:tc>
+          <w:tcPr>
+            <w:tcW w:type="dxa" w:w="2197"/>
+          </w:tcPr>
+          <w:p>
+            <w:r>
+              <w:rPr>
+                <w:rFonts w:ascii="Times New Roman" w:hAnsi="Times New Roman"/>
+                <w:sz w:val="18"/>
+              </w:rPr>
+              <w:t>0 MB</w:t>
+            </w:r>
+          </w:p>
+        </w:tc>
+        <w:tc>
+          <w:tcPr>
+            <w:tcW w:type="dxa" w:w="2197"/>
+          </w:tcPr>
+          <w:p>
+            <w:r>
+              <w:rPr>
+                <w:rFonts w:ascii="Times New Roman" w:hAnsi="Times New Roman"/>
+                <w:sz w:val="18"/>
+              </w:rPr>
+              <w:t>~200-1500 ms (network)</w:t>
+            </w:r>
+          </w:p>
+        </w:tc>
+      </w:tr>
+      <w:tr>
+        <w:tc>
+          <w:tcPr>
+            <w:tcW w:type="dxa" w:w="2197"/>
+            <w:shd w:val="clear" w:color="auto" w:fill="F2F2F2"/>
+          </w:tcPr>
+          <w:p>
+            <w:r>
+              <w:rPr>
+                <w:rFonts w:ascii="Times New Roman" w:hAnsi="Times New Roman"/>
+                <w:sz w:val="18"/>
+              </w:rPr>
+              <w:t>LLM inference qwen3:4b (CPU only)</w:t>
+            </w:r>
+          </w:p>
+        </w:tc>
+        <w:tc>
+          <w:tcPr>
+            <w:tcW w:type="dxa" w:w="2197"/>
+            <w:shd w:val="clear" w:color="auto" w:fill="F2F2F2"/>
+          </w:tcPr>
+          <w:p>
+            <w:r>
+              <w:rPr>
+                <w:rFonts w:ascii="Times New Roman" w:hAnsi="Times New Roman"/>
+                <w:sz w:val="18"/>
+              </w:rPr>
+              <w:t>80-100% all cores</w:t>
+            </w:r>
+          </w:p>
+        </w:tc>
+        <w:tc>
+          <w:tcPr>
+            <w:tcW w:type="dxa" w:w="2197"/>
+            <w:shd w:val="clear" w:color="auto" w:fill="F2F2F2"/>
+          </w:tcPr>
+          <w:p>
+            <w:r>
+              <w:rPr>
+                <w:rFonts w:ascii="Times New Roman" w:hAnsi="Times New Roman"/>
+                <w:sz w:val="18"/>
+              </w:rPr>
+              <w:t>0 MB (preloaded)</w:t>
+            </w:r>
+          </w:p>
+        </w:tc>
+        <w:tc>
+          <w:tcPr>
+            <w:tcW w:type="dxa" w:w="2197"/>
+            <w:shd w:val="clear" w:color="auto" w:fill="F2F2F2"/>
+          </w:tcPr>
+          <w:p>
+            <w:r>
+              <w:rPr>
+                <w:rFonts w:ascii="Times New Roman" w:hAnsi="Times New Roman"/>
+                <w:sz w:val="18"/>
+              </w:rPr>
+              <w:t>~2-5 s for 60-token reply</w:t>
+            </w:r>
+          </w:p>
+        </w:tc>
+      </w:tr>
+      <w:tr>
+        <w:tc>
+          <w:tcPr>
+            <w:tcW w:type="dxa" w:w="2197"/>
+          </w:tcPr>
+          <w:p>
+            <w:r>
+              <w:rPr>
+                <w:rFonts w:ascii="Times New Roman" w:hAnsi="Times New Roman"/>
+                <w:sz w:val="18"/>
+              </w:rPr>
+              <w:t>LLM inference qwen3:4b (GPU)</w:t>
+            </w:r>
+          </w:p>
+        </w:tc>
+        <w:tc>
+          <w:tcPr>
+            <w:tcW w:type="dxa" w:w="2197"/>
+          </w:tcPr>
+          <w:p>
+            <w:r>
+              <w:rPr>
+                <w:rFonts w:ascii="Times New Roman" w:hAnsi="Times New Roman"/>
+                <w:sz w:val="18"/>
+              </w:rPr>
+              <w:t>10-25% CPU</w:t>
+            </w:r>
+          </w:p>
+        </w:tc>
+        <w:tc>
+          <w:tcPr>
+            <w:tcW w:type="dxa" w:w="2197"/>
+          </w:tcPr>
+          <w:p>
+            <w:r>
+              <w:rPr>
+                <w:rFonts w:ascii="Times New Roman" w:hAnsi="Times New Roman"/>
+                <w:sz w:val="18"/>
+              </w:rPr>
+              <w:t>~3 GB VRAM</w:t>
+            </w:r>
+          </w:p>
+        </w:tc>
+        <w:tc>
+          <w:tcPr>
+            <w:tcW w:type="dxa" w:w="2197"/>
+          </w:tcPr>
+          <w:p>
+            <w:r>
+              <w:rPr>
+                <w:rFonts w:ascii="Times New Roman" w:hAnsi="Times New Roman"/>
+                <w:sz w:val="18"/>
+              </w:rPr>
+              <w:t>~0.5-1.5 s</w:t>
+            </w:r>
+          </w:p>
+        </w:tc>
+      </w:tr>
+      <w:tr>
+        <w:tc>
+          <w:tcPr>
+            <w:tcW w:type="dxa" w:w="2197"/>
+            <w:shd w:val="clear" w:color="auto" w:fill="F2F2F2"/>
+          </w:tcPr>
+          <w:p>
+            <w:r>
+              <w:rPr>
+                <w:rFonts w:ascii="Times New Roman" w:hAnsi="Times New Roman"/>
+                <w:sz w:val="18"/>
+              </w:rPr>
+              <w:t>Edge-TTS synthesis</w:t>
+            </w:r>
+          </w:p>
+        </w:tc>
+        <w:tc>
+          <w:tcPr>
+            <w:tcW w:type="dxa" w:w="2197"/>
+            <w:shd w:val="clear" w:color="auto" w:fill="F2F2F2"/>
+          </w:tcPr>
+          <w:p>
+            <w:r>
+              <w:rPr>
+                <w:rFonts w:ascii="Times New Roman" w:hAnsi="Times New Roman"/>
+                <w:sz w:val="18"/>
+              </w:rPr>
+              <w:t>&lt;5% CPU</w:t>
+            </w:r>
+          </w:p>
+        </w:tc>
+        <w:tc>
+          <w:tcPr>
+            <w:tcW w:type="dxa" w:w="2197"/>
+            <w:shd w:val="clear" w:color="auto" w:fill="F2F2F2"/>
+          </w:tcPr>
+          <w:p>
+            <w:r>
+              <w:rPr>
+                <w:rFonts w:ascii="Times New Roman" w:hAnsi="Times New Roman"/>
+                <w:sz w:val="18"/>
+              </w:rPr>
+              <w:t>0 MB</w:t>
+            </w:r>
+          </w:p>
+        </w:tc>
+        <w:tc>
+          <w:tcPr>
+            <w:tcW w:type="dxa" w:w="2197"/>
+            <w:shd w:val="clear" w:color="auto" w:fill="F2F2F2"/>
+          </w:tcPr>
+          <w:p>
+            <w:r>
+              <w:rPr>
+                <w:rFonts w:ascii="Times New Roman" w:hAnsi="Times New Roman"/>
+                <w:sz w:val="18"/>
+              </w:rPr>
+              <w:t>~200-500 ms (network)</w:t>
+            </w:r>
+          </w:p>
+        </w:tc>
+      </w:tr>
+      <w:tr>
+        <w:tc>
+          <w:tcPr>
+            <w:tcW w:type="dxa" w:w="2197"/>
+          </w:tcPr>
+          <w:p>
+            <w:r>
+              <w:rPr>
+                <w:rFonts w:ascii="Times New Roman" w:hAnsi="Times New Roman"/>
+                <w:sz w:val="18"/>
+              </w:rPr>
+              <w:t>ElevenLabs TTS Arabic</w:t>
+            </w:r>
+          </w:p>
+        </w:tc>
+        <w:tc>
+          <w:tcPr>
+            <w:tcW w:type="dxa" w:w="2197"/>
+          </w:tcPr>
+          <w:p>
+            <w:r>
+              <w:rPr>
+                <w:rFonts w:ascii="Times New Roman" w:hAnsi="Times New Roman"/>
+                <w:sz w:val="18"/>
+              </w:rPr>
+              <w:t>&lt;5% CPU</w:t>
+            </w:r>
+          </w:p>
+        </w:tc>
+        <w:tc>
+          <w:tcPr>
+            <w:tcW w:type="dxa" w:w="2197"/>
+          </w:tcPr>
+          <w:p>
+            <w:r>
+              <w:rPr>
+                <w:rFonts w:ascii="Times New Roman" w:hAnsi="Times New Roman"/>
+                <w:sz w:val="18"/>
+              </w:rPr>
+              <w:t>0 MB</w:t>
+            </w:r>
+          </w:p>
+        </w:tc>
+        <w:tc>
+          <w:tcPr>
+            <w:tcW w:type="dxa" w:w="2197"/>
+          </w:tcPr>
+          <w:p>
+            <w:r>
+              <w:rPr>
+                <w:rFonts w:ascii="Times New Roman" w:hAnsi="Times New Roman"/>
+                <w:sz w:val="18"/>
+              </w:rPr>
+              <w:t>~400-900 ms (network)</w:t>
+            </w:r>
+          </w:p>
+        </w:tc>
+      </w:tr>
+    </w:tbl>
+    <w:p>
+      <w:pPr>
+        <w:jc w:val="center"/>
+      </w:pPr>
+      <w:r>
+        <w:rPr>
+          <w:rFonts w:ascii="Times New Roman" w:hAnsi="Times New Roman"/>
+          <w:b/>
+          <w:i/>
+          <w:sz w:val="20"/>
+        </w:rPr>
+        <w:t>Table 5.2 — Per-Stage CPU and RAM Spikes</w:t>
+      </w:r>
+    </w:p>
+    <w:p>
+      <w:pPr>
+        <w:jc w:val="center"/>
+      </w:pPr>
+      <w:r>
+        <w:drawing>
+          <wp:inline xmlns:a="http://schemas.openxmlformats.org/drawingml/2006/main" xmlns:pic="http://schemas.openxmlformats.org/drawingml/2006/picture">
+            <wp:extent cx="5029200" cy="3500784"/>
+            <wp:docPr id="22" name="Picture 22"/>
+            <wp:cNvGraphicFramePr>
+              <a:graphicFrameLocks noChangeAspect="1"/>
+            </wp:cNvGraphicFramePr>
+            <a:graphic>
+              <a:graphicData uri="http://schemas.openxmlformats.org/drawingml/2006/picture">
+                <pic:pic>
+                  <pic:nvPicPr>
+                    <pic:cNvPr id="0" name="fig5_4_spikes.png"/>
+                    <pic:cNvPicPr/>
+                  </pic:nvPicPr>
+                  <pic:blipFill>
+                    <a:blip r:embed="rId28"/>
+                    <a:stretch>
+                      <a:fillRect/>
+                    </a:stretch>
+                  </pic:blipFill>
+                  <pic:spPr>
+                    <a:xfrm>
+                      <a:off x="0" y="0"/>
+                      <a:ext cx="5029200" cy="3500784"/>
+                    </a:xfrm>
+                    <a:prstGeom prst="rect"/>
+                  </pic:spPr>
+                </pic:pic>
+              </a:graphicData>
+            </a:graphic>
+          </wp:inline>
+        </w:drawing>
+      </w:r>
+    </w:p>
+    <w:p>
+      <w:pPr>
+        <w:jc w:val="center"/>
+      </w:pPr>
+      <w:r>
+        <w:rPr>
+          <w:rFonts w:ascii="Times New Roman" w:hAnsi="Times New Roman"/>
+          <w:b/>
+          <w:i/>
+          <w:sz w:val="20"/>
+        </w:rPr>
+        <w:t>Figure 5.4 — Per-Stage CPU Spike During Active Processing</w:t>
+      </w:r>
+    </w:p>
+    <w:p>
+      <w:pPr>
+        <w:jc w:val="both"/>
+        <w:spacing w:after="120" w:line="480" w:lineRule="auto"/>
+        <w:ind w:firstLine="720"/>
+      </w:pPr>
+      <w:r>
+        <w:rPr>
+          <w:rFonts w:ascii="Times New Roman" w:hAnsi="Times New Roman"/>
+          <w:b w:val="0"/>
+          <w:i w:val="0"/>
+          <w:sz w:val="24"/>
+        </w:rPr>
+        <w:t>For a full LLM-fallback turn (e.g., "What is the weather and should I bring a jacket?"), the end-to-end wall-clock time on CPU-only hardware is approximately 6.5 seconds: 1.5 s recording + 0.9 s STT + 0.3 s tool fetch + 3.5 s LLM (to first token) + 0.3 s TTS. With a GPU, the same turn completes in approximately 3.0 seconds. For simple action-handler turns (e.g., "open Chrome"), the LLM block is skipped entirely, reducing total latency to approximately 1.4 s.</w:t>
       </w:r>
     </w:p>
     <w:p>
